--- a/CV/Spenceley_CV2026.docx
+++ b/CV/Spenceley_CV2026.docx
@@ -1520,7 +1520,23 @@
           <w:b/>
           <w:bCs/>
         </w:rPr>
-        <w:t xml:space="preserve"> Research Traineeship (NRT) Trainee</w:t>
+        <w:t xml:space="preserve"> Research Traineeship (NRT</w:t>
+      </w:r>
+      <w:r>
+        <w:rPr>
+          <w:rFonts w:ascii="Times New Roman" w:hAnsi="Times New Roman" w:cs="Times New Roman"/>
+          <w:b/>
+          <w:bCs/>
+        </w:rPr>
+        <w:t>+</w:t>
+      </w:r>
+      <w:r>
+        <w:rPr>
+          <w:rFonts w:ascii="Times New Roman" w:hAnsi="Times New Roman" w:cs="Times New Roman"/>
+          <w:b/>
+          <w:bCs/>
+        </w:rPr>
+        <w:t>) Trainee</w:t>
       </w:r>
       <w:r>
         <w:rPr>
@@ -2806,6 +2822,19 @@
         </w:rPr>
         <w:t>CA: Los Angeles, CA: SAGE Publications.</w:t>
       </w:r>
+      <w:r>
+        <w:t xml:space="preserve"> </w:t>
+      </w:r>
+      <w:r>
+        <w:rPr>
+          <w:rFonts w:ascii="Times New Roman" w:hAnsi="Times New Roman" w:cs="Times New Roman"/>
+          <w:i/>
+          <w:iCs/>
+          <w:sz w:val="22"/>
+          <w:szCs w:val="22"/>
+        </w:rPr>
+        <w:t>https://doi.org/10.1177/10711813251364799</w:t>
+      </w:r>
     </w:p>
     <w:p>
       <w:pPr>
@@ -3361,14 +3390,29 @@
           <w:szCs w:val="22"/>
         </w:rPr>
       </w:pPr>
-      <w:r>
-        <w:rPr>
-          <w:rFonts w:ascii="Times New Roman" w:hAnsi="Times New Roman" w:cs="Times New Roman"/>
-          <w:b/>
-          <w:bCs/>
-          <w:sz w:val="22"/>
-          <w:szCs w:val="22"/>
-        </w:rPr>
+    </w:p>
+    <w:p>
+      <w:pPr>
+        <w:pBdr>
+          <w:top w:val="single" w:sz="4" w:space="1" w:color="auto"/>
+        </w:pBdr>
+        <w:rPr>
+          <w:rFonts w:ascii="Times New Roman" w:hAnsi="Times New Roman" w:cs="Times New Roman"/>
+          <w:b/>
+          <w:bCs/>
+          <w:sz w:val="22"/>
+          <w:szCs w:val="22"/>
+        </w:rPr>
+      </w:pPr>
+      <w:r>
+        <w:rPr>
+          <w:rFonts w:ascii="Times New Roman" w:hAnsi="Times New Roman" w:cs="Times New Roman"/>
+          <w:b/>
+          <w:bCs/>
+          <w:sz w:val="22"/>
+          <w:szCs w:val="22"/>
+        </w:rPr>
+        <w:lastRenderedPageBreak/>
         <w:t>Instructor</w:t>
       </w:r>
     </w:p>

--- a/CV/Spenceley_CV2026.docx
+++ b/CV/Spenceley_CV2026.docx
@@ -233,7 +233,25 @@
             <w:sz w:val="22"/>
             <w:szCs w:val="22"/>
           </w:rPr>
-          <w:t>Google Scholar</w:t>
+          <w:t>Google S</w:t>
+        </w:r>
+        <w:r>
+          <w:rPr>
+            <w:rStyle w:val="Hyperlink"/>
+            <w:rFonts w:ascii="Times New Roman" w:hAnsi="Times New Roman" w:cs="Times New Roman"/>
+            <w:sz w:val="22"/>
+            <w:szCs w:val="22"/>
+          </w:rPr>
+          <w:t>c</w:t>
+        </w:r>
+        <w:r>
+          <w:rPr>
+            <w:rStyle w:val="Hyperlink"/>
+            <w:rFonts w:ascii="Times New Roman" w:hAnsi="Times New Roman" w:cs="Times New Roman"/>
+            <w:sz w:val="22"/>
+            <w:szCs w:val="22"/>
+          </w:rPr>
+          <w:t>holar</w:t>
         </w:r>
       </w:hyperlink>
     </w:p>
@@ -652,15 +670,19 @@
         </w:pBdr>
         <w:rPr>
           <w:rFonts w:ascii="Times New Roman" w:hAnsi="Times New Roman" w:cs="Times New Roman"/>
-          <w:i/>
-          <w:iCs/>
-          <w:sz w:val="22"/>
-          <w:szCs w:val="22"/>
-        </w:rPr>
-      </w:pPr>
-      <w:r>
-        <w:rPr>
-          <w:rFonts w:ascii="Times New Roman" w:hAnsi="Times New Roman" w:cs="Times New Roman"/>
+          <w:b/>
+          <w:bCs/>
+          <w:i/>
+          <w:iCs/>
+          <w:sz w:val="22"/>
+          <w:szCs w:val="22"/>
+        </w:rPr>
+      </w:pPr>
+      <w:r>
+        <w:rPr>
+          <w:rFonts w:ascii="Times New Roman" w:hAnsi="Times New Roman" w:cs="Times New Roman"/>
+          <w:b/>
+          <w:bCs/>
           <w:i/>
           <w:iCs/>
           <w:sz w:val="22"/>
@@ -935,6 +957,9 @@
     </w:p>
     <w:p>
       <w:pPr>
+        <w:pBdr>
+          <w:bottom w:val="single" w:sz="4" w:space="1" w:color="auto"/>
+        </w:pBdr>
         <w:rPr>
           <w:rFonts w:ascii="Times New Roman" w:hAnsi="Times New Roman" w:cs="Times New Roman"/>
           <w:b/>
@@ -949,20 +974,6 @@
         </w:rPr>
         <w:t>RESEARCH EXPERIENCE</w:t>
       </w:r>
-    </w:p>
-    <w:p>
-      <w:pPr>
-        <w:pBdr>
-          <w:top w:val="single" w:sz="4" w:space="1" w:color="auto"/>
-        </w:pBdr>
-        <w:rPr>
-          <w:rFonts w:ascii="Times New Roman" w:hAnsi="Times New Roman" w:cs="Times New Roman"/>
-          <w:b/>
-          <w:bCs/>
-          <w:sz w:val="22"/>
-          <w:szCs w:val="22"/>
-        </w:rPr>
-      </w:pPr>
     </w:p>
     <w:p>
       <w:pPr>
@@ -2499,7 +2510,103 @@
           <w:sz w:val="22"/>
           <w:szCs w:val="22"/>
         </w:rPr>
-        <w:t xml:space="preserve">: FIPRED, Augmented reality cueing in visual search, germane load. </w:t>
+        <w:t xml:space="preserve">: FIPRED, Augmented </w:t>
+      </w:r>
+      <w:r>
+        <w:rPr>
+          <w:rFonts w:ascii="Times New Roman" w:hAnsi="Times New Roman" w:cs="Times New Roman"/>
+          <w:sz w:val="22"/>
+          <w:szCs w:val="22"/>
+        </w:rPr>
+        <w:t>R</w:t>
+      </w:r>
+      <w:r>
+        <w:rPr>
+          <w:rFonts w:ascii="Times New Roman" w:hAnsi="Times New Roman" w:cs="Times New Roman"/>
+          <w:sz w:val="22"/>
+          <w:szCs w:val="22"/>
+        </w:rPr>
+        <w:t xml:space="preserve">eality </w:t>
+      </w:r>
+      <w:r>
+        <w:rPr>
+          <w:rFonts w:ascii="Times New Roman" w:hAnsi="Times New Roman" w:cs="Times New Roman"/>
+          <w:sz w:val="22"/>
+          <w:szCs w:val="22"/>
+        </w:rPr>
+        <w:t>C</w:t>
+      </w:r>
+      <w:r>
+        <w:rPr>
+          <w:rFonts w:ascii="Times New Roman" w:hAnsi="Times New Roman" w:cs="Times New Roman"/>
+          <w:sz w:val="22"/>
+          <w:szCs w:val="22"/>
+        </w:rPr>
+        <w:t xml:space="preserve">ueing in </w:t>
+      </w:r>
+      <w:r>
+        <w:rPr>
+          <w:rFonts w:ascii="Times New Roman" w:hAnsi="Times New Roman" w:cs="Times New Roman"/>
+          <w:sz w:val="22"/>
+          <w:szCs w:val="22"/>
+        </w:rPr>
+        <w:t>V</w:t>
+      </w:r>
+      <w:r>
+        <w:rPr>
+          <w:rFonts w:ascii="Times New Roman" w:hAnsi="Times New Roman" w:cs="Times New Roman"/>
+          <w:sz w:val="22"/>
+          <w:szCs w:val="22"/>
+        </w:rPr>
+        <w:t xml:space="preserve">isual </w:t>
+      </w:r>
+      <w:r>
+        <w:rPr>
+          <w:rFonts w:ascii="Times New Roman" w:hAnsi="Times New Roman" w:cs="Times New Roman"/>
+          <w:sz w:val="22"/>
+          <w:szCs w:val="22"/>
+        </w:rPr>
+        <w:t>S</w:t>
+      </w:r>
+      <w:r>
+        <w:rPr>
+          <w:rFonts w:ascii="Times New Roman" w:hAnsi="Times New Roman" w:cs="Times New Roman"/>
+          <w:sz w:val="22"/>
+          <w:szCs w:val="22"/>
+        </w:rPr>
+        <w:t xml:space="preserve">earch, </w:t>
+      </w:r>
+      <w:r>
+        <w:rPr>
+          <w:rFonts w:ascii="Times New Roman" w:hAnsi="Times New Roman" w:cs="Times New Roman"/>
+          <w:sz w:val="22"/>
+          <w:szCs w:val="22"/>
+        </w:rPr>
+        <w:t>G</w:t>
+      </w:r>
+      <w:r>
+        <w:rPr>
+          <w:rFonts w:ascii="Times New Roman" w:hAnsi="Times New Roman" w:cs="Times New Roman"/>
+          <w:sz w:val="22"/>
+          <w:szCs w:val="22"/>
+        </w:rPr>
+        <w:t xml:space="preserve">ermane </w:t>
+      </w:r>
+      <w:r>
+        <w:rPr>
+          <w:rFonts w:ascii="Times New Roman" w:hAnsi="Times New Roman" w:cs="Times New Roman"/>
+          <w:sz w:val="22"/>
+          <w:szCs w:val="22"/>
+        </w:rPr>
+        <w:t>L</w:t>
+      </w:r>
+      <w:r>
+        <w:rPr>
+          <w:rFonts w:ascii="Times New Roman" w:hAnsi="Times New Roman" w:cs="Times New Roman"/>
+          <w:sz w:val="22"/>
+          <w:szCs w:val="22"/>
+        </w:rPr>
+        <w:t xml:space="preserve">oad. </w:t>
       </w:r>
     </w:p>
     <w:p>
@@ -2551,7 +2658,7 @@
           <w:sz w:val="22"/>
           <w:szCs w:val="22"/>
         </w:rPr>
-        <w:t>Data collection with graduate students’ (Dr. Amelia Warden) studies and a project I developed, FIPRED.</w:t>
+        <w:t>Data collection with graduate student studies and a project I developed, FIPRED.</w:t>
       </w:r>
     </w:p>
     <w:p>
@@ -2947,6 +3054,9 @@
     </w:p>
     <w:p>
       <w:pPr>
+        <w:pBdr>
+          <w:bottom w:val="single" w:sz="4" w:space="1" w:color="auto"/>
+        </w:pBdr>
         <w:rPr>
           <w:rFonts w:ascii="Times New Roman" w:hAnsi="Times New Roman" w:cs="Times New Roman"/>
           <w:b/>
@@ -2964,20 +3074,6 @@
     </w:p>
     <w:p>
       <w:pPr>
-        <w:pBdr>
-          <w:top w:val="single" w:sz="4" w:space="1" w:color="auto"/>
-        </w:pBdr>
-        <w:rPr>
-          <w:rFonts w:ascii="Times New Roman" w:hAnsi="Times New Roman" w:cs="Times New Roman"/>
-          <w:b/>
-          <w:bCs/>
-          <w:sz w:val="22"/>
-          <w:szCs w:val="22"/>
-        </w:rPr>
-      </w:pPr>
-    </w:p>
-    <w:p>
-      <w:pPr>
         <w:ind w:left="720" w:hanging="720"/>
         <w:rPr>
           <w:rFonts w:ascii="Times New Roman" w:hAnsi="Times New Roman" w:cs="Times New Roman"/>
@@ -3003,6 +3099,158 @@
           <w:sz w:val="22"/>
           <w:szCs w:val="22"/>
         </w:rPr>
+        <w:t>, R., Wickens</w:t>
+      </w:r>
+      <w:r>
+        <w:rPr>
+          <w:rFonts w:ascii="Times New Roman" w:hAnsi="Times New Roman" w:cs="Times New Roman"/>
+          <w:sz w:val="22"/>
+          <w:szCs w:val="22"/>
+        </w:rPr>
+        <w:t>,</w:t>
+      </w:r>
+      <w:r>
+        <w:rPr>
+          <w:rFonts w:ascii="Times New Roman" w:hAnsi="Times New Roman" w:cs="Times New Roman"/>
+          <w:sz w:val="22"/>
+          <w:szCs w:val="22"/>
+        </w:rPr>
+        <w:t xml:space="preserve"> C., &amp; De Toledo Piza, B. (2025). </w:t>
+      </w:r>
+      <w:r>
+        <w:rPr>
+          <w:rFonts w:ascii="Times New Roman" w:hAnsi="Times New Roman" w:cs="Times New Roman"/>
+          <w:i/>
+          <w:iCs/>
+          <w:sz w:val="22"/>
+          <w:szCs w:val="22"/>
+        </w:rPr>
+        <w:t>F</w:t>
+      </w:r>
+      <w:r>
+        <w:rPr>
+          <w:rFonts w:ascii="Times New Roman" w:hAnsi="Times New Roman" w:cs="Times New Roman"/>
+          <w:i/>
+          <w:iCs/>
+          <w:sz w:val="22"/>
+          <w:szCs w:val="22"/>
+        </w:rPr>
+        <w:t>IPRED: A study of predictive automated displays for wildfire fighting management.</w:t>
+      </w:r>
+      <w:r>
+        <w:rPr>
+          <w:rFonts w:ascii="Times New Roman" w:hAnsi="Times New Roman" w:cs="Times New Roman"/>
+          <w:i/>
+          <w:iCs/>
+          <w:sz w:val="22"/>
+          <w:szCs w:val="22"/>
+        </w:rPr>
+        <w:t xml:space="preserve"> </w:t>
+      </w:r>
+      <w:r>
+        <w:rPr>
+          <w:rFonts w:ascii="Times New Roman" w:hAnsi="Times New Roman" w:cs="Times New Roman"/>
+          <w:sz w:val="22"/>
+          <w:szCs w:val="22"/>
+        </w:rPr>
+        <w:t xml:space="preserve">Human Factors and Ergonomics Society – ASPIRE, Chicago, Illinois. </w:t>
+      </w:r>
+      <w:r>
+        <w:rPr>
+          <w:rFonts w:ascii="Times New Roman" w:hAnsi="Times New Roman" w:cs="Times New Roman"/>
+          <w:b/>
+          <w:bCs/>
+          <w:sz w:val="22"/>
+          <w:szCs w:val="22"/>
+        </w:rPr>
+        <w:t>- Poster</w:t>
+      </w:r>
+    </w:p>
+    <w:p>
+      <w:pPr>
+        <w:ind w:left="720" w:hanging="720"/>
+        <w:rPr>
+          <w:rFonts w:ascii="Times New Roman" w:hAnsi="Times New Roman" w:cs="Times New Roman"/>
+          <w:b/>
+          <w:bCs/>
+          <w:sz w:val="22"/>
+          <w:szCs w:val="22"/>
+        </w:rPr>
+      </w:pPr>
+      <w:proofErr w:type="spellStart"/>
+      <w:r>
+        <w:rPr>
+          <w:rFonts w:ascii="Times New Roman" w:hAnsi="Times New Roman" w:cs="Times New Roman"/>
+          <w:sz w:val="22"/>
+          <w:szCs w:val="22"/>
+        </w:rPr>
+        <w:t>Spenceley</w:t>
+      </w:r>
+      <w:proofErr w:type="spellEnd"/>
+      <w:r>
+        <w:rPr>
+          <w:rFonts w:ascii="Times New Roman" w:hAnsi="Times New Roman" w:cs="Times New Roman"/>
+          <w:sz w:val="22"/>
+          <w:szCs w:val="22"/>
+        </w:rPr>
+        <w:t xml:space="preserve">, R., Yadav, A., &amp; Mehta, R. (2025). </w:t>
+      </w:r>
+      <w:r>
+        <w:rPr>
+          <w:rFonts w:ascii="Times New Roman" w:hAnsi="Times New Roman" w:cs="Times New Roman"/>
+          <w:i/>
+          <w:iCs/>
+          <w:sz w:val="22"/>
+          <w:szCs w:val="22"/>
+        </w:rPr>
+        <w:t xml:space="preserve">EEG theta power varies across roles in mixed human-robot teams. </w:t>
+      </w:r>
+      <w:r>
+        <w:rPr>
+          <w:rFonts w:ascii="Times New Roman" w:hAnsi="Times New Roman" w:cs="Times New Roman"/>
+          <w:sz w:val="22"/>
+          <w:szCs w:val="22"/>
+        </w:rPr>
+        <w:t xml:space="preserve">Human Factors and Ergonomics Society – ASPIRE, Chicago, Illinois. </w:t>
+      </w:r>
+      <w:r>
+        <w:rPr>
+          <w:rFonts w:ascii="Times New Roman" w:hAnsi="Times New Roman" w:cs="Times New Roman"/>
+          <w:b/>
+          <w:bCs/>
+          <w:sz w:val="22"/>
+          <w:szCs w:val="22"/>
+        </w:rPr>
+        <w:t>- Poster</w:t>
+      </w:r>
+    </w:p>
+    <w:p>
+      <w:pPr>
+        <w:ind w:left="720" w:hanging="720"/>
+        <w:rPr>
+          <w:rFonts w:ascii="Times New Roman" w:hAnsi="Times New Roman" w:cs="Times New Roman"/>
+          <w:b/>
+          <w:bCs/>
+          <w:sz w:val="22"/>
+          <w:szCs w:val="22"/>
+        </w:rPr>
+      </w:pPr>
+      <w:proofErr w:type="spellStart"/>
+      <w:r>
+        <w:rPr>
+          <w:rFonts w:ascii="Times New Roman" w:hAnsi="Times New Roman" w:cs="Times New Roman"/>
+          <w:sz w:val="22"/>
+          <w:szCs w:val="22"/>
+        </w:rPr>
+        <w:t>Spenceley</w:t>
+      </w:r>
+      <w:proofErr w:type="spellEnd"/>
+      <w:r>
+        <w:rPr>
+          <w:rFonts w:ascii="Times New Roman" w:hAnsi="Times New Roman" w:cs="Times New Roman"/>
+          <w:sz w:val="22"/>
+          <w:szCs w:val="22"/>
+        </w:rPr>
         <w:t xml:space="preserve">, R., Rice, M., &amp; Davalos, D. (2024). </w:t>
       </w:r>
       <w:r>
@@ -3021,15 +3269,7 @@
           <w:sz w:val="22"/>
           <w:szCs w:val="22"/>
         </w:rPr>
-        <w:t>. Rocky Mountain Psychology Association Conference, Denver, C</w:t>
-      </w:r>
-      <w:r>
-        <w:rPr>
-          <w:rFonts w:ascii="Times New Roman" w:hAnsi="Times New Roman" w:cs="Times New Roman"/>
-          <w:sz w:val="22"/>
-          <w:szCs w:val="22"/>
-        </w:rPr>
-        <w:t>olorado.</w:t>
+        <w:t>. Rocky Mountain Psychology Association Conference, Denver, Colorado.</w:t>
       </w:r>
       <w:r>
         <w:rPr>
@@ -3038,158 +3278,6 @@
           <w:szCs w:val="22"/>
         </w:rPr>
         <w:t xml:space="preserve"> </w:t>
-      </w:r>
-      <w:r>
-        <w:rPr>
-          <w:rFonts w:ascii="Times New Roman" w:hAnsi="Times New Roman" w:cs="Times New Roman"/>
-          <w:b/>
-          <w:bCs/>
-          <w:sz w:val="22"/>
-          <w:szCs w:val="22"/>
-        </w:rPr>
-        <w:t>- Poster</w:t>
-      </w:r>
-    </w:p>
-    <w:p>
-      <w:pPr>
-        <w:ind w:left="720" w:hanging="720"/>
-        <w:rPr>
-          <w:rFonts w:ascii="Times New Roman" w:hAnsi="Times New Roman" w:cs="Times New Roman"/>
-          <w:b/>
-          <w:bCs/>
-          <w:sz w:val="22"/>
-          <w:szCs w:val="22"/>
-        </w:rPr>
-      </w:pPr>
-      <w:proofErr w:type="spellStart"/>
-      <w:r>
-        <w:rPr>
-          <w:rFonts w:ascii="Times New Roman" w:hAnsi="Times New Roman" w:cs="Times New Roman"/>
-          <w:sz w:val="22"/>
-          <w:szCs w:val="22"/>
-        </w:rPr>
-        <w:t>Spenceley</w:t>
-      </w:r>
-      <w:proofErr w:type="spellEnd"/>
-      <w:r>
-        <w:rPr>
-          <w:rFonts w:ascii="Times New Roman" w:hAnsi="Times New Roman" w:cs="Times New Roman"/>
-          <w:sz w:val="22"/>
-          <w:szCs w:val="22"/>
-        </w:rPr>
-        <w:t>, R., Wickens</w:t>
-      </w:r>
-      <w:r>
-        <w:rPr>
-          <w:rFonts w:ascii="Times New Roman" w:hAnsi="Times New Roman" w:cs="Times New Roman"/>
-          <w:sz w:val="22"/>
-          <w:szCs w:val="22"/>
-        </w:rPr>
-        <w:t>,</w:t>
-      </w:r>
-      <w:r>
-        <w:rPr>
-          <w:rFonts w:ascii="Times New Roman" w:hAnsi="Times New Roman" w:cs="Times New Roman"/>
-          <w:sz w:val="22"/>
-          <w:szCs w:val="22"/>
-        </w:rPr>
-        <w:t xml:space="preserve"> C., &amp; De Toledo Piza, B. (2025). </w:t>
-      </w:r>
-      <w:r>
-        <w:rPr>
-          <w:rFonts w:ascii="Times New Roman" w:hAnsi="Times New Roman" w:cs="Times New Roman"/>
-          <w:i/>
-          <w:iCs/>
-          <w:sz w:val="22"/>
-          <w:szCs w:val="22"/>
-        </w:rPr>
-        <w:t>F</w:t>
-      </w:r>
-      <w:r>
-        <w:rPr>
-          <w:rFonts w:ascii="Times New Roman" w:hAnsi="Times New Roman" w:cs="Times New Roman"/>
-          <w:i/>
-          <w:iCs/>
-          <w:sz w:val="22"/>
-          <w:szCs w:val="22"/>
-        </w:rPr>
-        <w:t>IPRED: A study of predictive automated displays for wildfire fighting management.</w:t>
-      </w:r>
-      <w:r>
-        <w:rPr>
-          <w:rFonts w:ascii="Times New Roman" w:hAnsi="Times New Roman" w:cs="Times New Roman"/>
-          <w:i/>
-          <w:iCs/>
-          <w:sz w:val="22"/>
-          <w:szCs w:val="22"/>
-        </w:rPr>
-        <w:t xml:space="preserve"> </w:t>
-      </w:r>
-      <w:r>
-        <w:rPr>
-          <w:rFonts w:ascii="Times New Roman" w:hAnsi="Times New Roman" w:cs="Times New Roman"/>
-          <w:sz w:val="22"/>
-          <w:szCs w:val="22"/>
-        </w:rPr>
-        <w:t xml:space="preserve">Human Factors and Ergonomics Society – ASPIRE, Chicago, Illinois. </w:t>
-      </w:r>
-      <w:r>
-        <w:rPr>
-          <w:rFonts w:ascii="Times New Roman" w:hAnsi="Times New Roman" w:cs="Times New Roman"/>
-          <w:b/>
-          <w:bCs/>
-          <w:sz w:val="22"/>
-          <w:szCs w:val="22"/>
-        </w:rPr>
-        <w:t>- Poster</w:t>
-      </w:r>
-    </w:p>
-    <w:p>
-      <w:pPr>
-        <w:ind w:left="720" w:hanging="720"/>
-        <w:rPr>
-          <w:rFonts w:ascii="Times New Roman" w:hAnsi="Times New Roman" w:cs="Times New Roman"/>
-          <w:b/>
-          <w:bCs/>
-          <w:sz w:val="22"/>
-          <w:szCs w:val="22"/>
-        </w:rPr>
-      </w:pPr>
-      <w:proofErr w:type="spellStart"/>
-      <w:r>
-        <w:rPr>
-          <w:rFonts w:ascii="Times New Roman" w:hAnsi="Times New Roman" w:cs="Times New Roman"/>
-          <w:sz w:val="22"/>
-          <w:szCs w:val="22"/>
-        </w:rPr>
-        <w:t>Spenceley</w:t>
-      </w:r>
-      <w:proofErr w:type="spellEnd"/>
-      <w:r>
-        <w:rPr>
-          <w:rFonts w:ascii="Times New Roman" w:hAnsi="Times New Roman" w:cs="Times New Roman"/>
-          <w:sz w:val="22"/>
-          <w:szCs w:val="22"/>
-        </w:rPr>
-        <w:t xml:space="preserve">, R., Yadav, A., &amp; Mehta, R. (2025). </w:t>
-      </w:r>
-      <w:r>
-        <w:rPr>
-          <w:rFonts w:ascii="Times New Roman" w:hAnsi="Times New Roman" w:cs="Times New Roman"/>
-          <w:i/>
-          <w:iCs/>
-          <w:sz w:val="22"/>
-          <w:szCs w:val="22"/>
-        </w:rPr>
-        <w:t xml:space="preserve">EEG theta power varies across roles in mixed human-robot teams. </w:t>
-      </w:r>
-      <w:r>
-        <w:rPr>
-          <w:rFonts w:ascii="Times New Roman" w:hAnsi="Times New Roman" w:cs="Times New Roman"/>
-          <w:sz w:val="22"/>
-          <w:szCs w:val="22"/>
-        </w:rPr>
-        <w:t xml:space="preserve">Human Factors and Ergonomics Society – ASPIRE, Chicago, Illinois. </w:t>
       </w:r>
       <w:r>
         <w:rPr>
@@ -3253,17 +3341,6 @@
       <w:pPr>
         <w:rPr>
           <w:rFonts w:ascii="Times New Roman" w:hAnsi="Times New Roman" w:cs="Times New Roman"/>
-          <w:b/>
-          <w:bCs/>
-          <w:sz w:val="22"/>
-          <w:szCs w:val="22"/>
-        </w:rPr>
-      </w:pPr>
-    </w:p>
-    <w:p>
-      <w:pPr>
-        <w:rPr>
-          <w:rFonts w:ascii="Times New Roman" w:hAnsi="Times New Roman" w:cs="Times New Roman"/>
           <w:sz w:val="22"/>
           <w:szCs w:val="22"/>
         </w:rPr>
@@ -3376,6 +3453,134 @@
           <w:szCs w:val="22"/>
         </w:rPr>
       </w:pPr>
+      <w:r>
+        <w:rPr>
+          <w:rFonts w:ascii="Times New Roman" w:hAnsi="Times New Roman" w:cs="Times New Roman"/>
+          <w:b/>
+          <w:bCs/>
+          <w:sz w:val="22"/>
+          <w:szCs w:val="22"/>
+        </w:rPr>
+        <w:t>Instructor</w:t>
+      </w:r>
+      <w:r>
+        <w:rPr>
+          <w:rFonts w:ascii="Times New Roman" w:hAnsi="Times New Roman" w:cs="Times New Roman"/>
+          <w:bCs/>
+          <w:sz w:val="22"/>
+          <w:szCs w:val="22"/>
+        </w:rPr>
+        <w:t xml:space="preserve"> </w:t>
+      </w:r>
+      <w:r>
+        <w:rPr>
+          <w:rFonts w:ascii="Times New Roman" w:hAnsi="Times New Roman" w:cs="Times New Roman"/>
+          <w:bCs/>
+          <w:sz w:val="22"/>
+          <w:szCs w:val="22"/>
+        </w:rPr>
+        <w:tab/>
+      </w:r>
+      <w:r>
+        <w:rPr>
+          <w:rFonts w:ascii="Times New Roman" w:hAnsi="Times New Roman" w:cs="Times New Roman"/>
+          <w:bCs/>
+          <w:sz w:val="22"/>
+          <w:szCs w:val="22"/>
+        </w:rPr>
+        <w:tab/>
+      </w:r>
+      <w:r>
+        <w:rPr>
+          <w:rFonts w:ascii="Times New Roman" w:hAnsi="Times New Roman" w:cs="Times New Roman"/>
+          <w:bCs/>
+          <w:sz w:val="22"/>
+          <w:szCs w:val="22"/>
+        </w:rPr>
+        <w:tab/>
+      </w:r>
+      <w:r>
+        <w:rPr>
+          <w:rFonts w:ascii="Times New Roman" w:hAnsi="Times New Roman" w:cs="Times New Roman"/>
+          <w:bCs/>
+          <w:sz w:val="22"/>
+          <w:szCs w:val="22"/>
+        </w:rPr>
+        <w:tab/>
+      </w:r>
+      <w:r>
+        <w:rPr>
+          <w:rFonts w:ascii="Times New Roman" w:hAnsi="Times New Roman" w:cs="Times New Roman"/>
+          <w:bCs/>
+          <w:sz w:val="22"/>
+          <w:szCs w:val="22"/>
+        </w:rPr>
+        <w:tab/>
+      </w:r>
+      <w:r>
+        <w:rPr>
+          <w:rFonts w:ascii="Times New Roman" w:hAnsi="Times New Roman" w:cs="Times New Roman"/>
+          <w:bCs/>
+          <w:sz w:val="22"/>
+          <w:szCs w:val="22"/>
+        </w:rPr>
+        <w:tab/>
+      </w:r>
+      <w:r>
+        <w:rPr>
+          <w:rFonts w:ascii="Times New Roman" w:hAnsi="Times New Roman" w:cs="Times New Roman"/>
+          <w:bCs/>
+          <w:sz w:val="22"/>
+          <w:szCs w:val="22"/>
+        </w:rPr>
+        <w:tab/>
+      </w:r>
+      <w:r>
+        <w:rPr>
+          <w:rFonts w:ascii="Times New Roman" w:hAnsi="Times New Roman" w:cs="Times New Roman"/>
+          <w:bCs/>
+          <w:sz w:val="22"/>
+          <w:szCs w:val="22"/>
+        </w:rPr>
+        <w:tab/>
+      </w:r>
+      <w:r>
+        <w:rPr>
+          <w:rFonts w:ascii="Times New Roman" w:hAnsi="Times New Roman" w:cs="Times New Roman"/>
+          <w:bCs/>
+          <w:sz w:val="22"/>
+          <w:szCs w:val="22"/>
+        </w:rPr>
+        <w:tab/>
+      </w:r>
+      <w:r>
+        <w:rPr>
+          <w:rFonts w:ascii="Times New Roman" w:hAnsi="Times New Roman" w:cs="Times New Roman"/>
+          <w:bCs/>
+          <w:sz w:val="22"/>
+          <w:szCs w:val="22"/>
+        </w:rPr>
+        <w:tab/>
+      </w:r>
+      <w:r>
+        <w:rPr>
+          <w:rFonts w:ascii="Times New Roman" w:hAnsi="Times New Roman" w:cs="Times New Roman"/>
+          <w:bCs/>
+          <w:sz w:val="22"/>
+          <w:szCs w:val="22"/>
+        </w:rPr>
+        <w:tab/>
+        <w:t xml:space="preserve">          </w:t>
+      </w:r>
+      <w:r>
+        <w:rPr>
+          <w:rFonts w:ascii="Times New Roman" w:hAnsi="Times New Roman" w:cs="Times New Roman"/>
+          <w:bCs/>
+          <w:sz w:val="22"/>
+          <w:szCs w:val="22"/>
+        </w:rPr>
+        <w:t>Fall 2024</w:t>
+      </w:r>
     </w:p>
     <w:p>
       <w:pPr>
@@ -3384,12 +3589,101 @@
         </w:pBdr>
         <w:rPr>
           <w:rFonts w:ascii="Times New Roman" w:hAnsi="Times New Roman" w:cs="Times New Roman"/>
-          <w:b/>
-          <w:bCs/>
-          <w:sz w:val="22"/>
-          <w:szCs w:val="22"/>
-        </w:rPr>
-      </w:pPr>
+          <w:bCs/>
+          <w:sz w:val="22"/>
+          <w:szCs w:val="22"/>
+        </w:rPr>
+      </w:pPr>
+      <w:r>
+        <w:rPr>
+          <w:rFonts w:ascii="Times New Roman" w:hAnsi="Times New Roman" w:cs="Times New Roman"/>
+          <w:sz w:val="22"/>
+          <w:szCs w:val="22"/>
+        </w:rPr>
+        <w:t xml:space="preserve">PSY 292C </w:t>
+      </w:r>
+      <w:r>
+        <w:rPr>
+          <w:rFonts w:ascii="Times New Roman" w:hAnsi="Times New Roman" w:cs="Times New Roman"/>
+          <w:bCs/>
+          <w:sz w:val="22"/>
+          <w:szCs w:val="22"/>
+        </w:rPr>
+        <w:t>– Controversial Issues in Psychology</w:t>
+      </w:r>
+      <w:r>
+        <w:rPr>
+          <w:rFonts w:ascii="Times New Roman" w:hAnsi="Times New Roman" w:cs="Times New Roman"/>
+          <w:bCs/>
+          <w:sz w:val="22"/>
+          <w:szCs w:val="22"/>
+        </w:rPr>
+        <w:t xml:space="preserve"> </w:t>
+      </w:r>
+      <w:r>
+        <w:rPr>
+          <w:rFonts w:ascii="Times New Roman" w:hAnsi="Times New Roman" w:cs="Times New Roman"/>
+          <w:bCs/>
+          <w:sz w:val="22"/>
+          <w:szCs w:val="22"/>
+        </w:rPr>
+        <w:tab/>
+      </w:r>
+      <w:r>
+        <w:rPr>
+          <w:rFonts w:ascii="Times New Roman" w:hAnsi="Times New Roman" w:cs="Times New Roman"/>
+          <w:bCs/>
+          <w:sz w:val="22"/>
+          <w:szCs w:val="22"/>
+        </w:rPr>
+        <w:tab/>
+      </w:r>
+      <w:r>
+        <w:rPr>
+          <w:rFonts w:ascii="Times New Roman" w:hAnsi="Times New Roman" w:cs="Times New Roman"/>
+          <w:bCs/>
+          <w:sz w:val="22"/>
+          <w:szCs w:val="22"/>
+        </w:rPr>
+        <w:tab/>
+      </w:r>
+      <w:r>
+        <w:rPr>
+          <w:rFonts w:ascii="Times New Roman" w:hAnsi="Times New Roman" w:cs="Times New Roman"/>
+          <w:bCs/>
+          <w:sz w:val="22"/>
+          <w:szCs w:val="22"/>
+        </w:rPr>
+        <w:tab/>
+      </w:r>
+      <w:r>
+        <w:rPr>
+          <w:rFonts w:ascii="Times New Roman" w:hAnsi="Times New Roman" w:cs="Times New Roman"/>
+          <w:bCs/>
+          <w:sz w:val="22"/>
+          <w:szCs w:val="22"/>
+        </w:rPr>
+        <w:tab/>
+      </w:r>
+      <w:r>
+        <w:rPr>
+          <w:rFonts w:ascii="Times New Roman" w:hAnsi="Times New Roman" w:cs="Times New Roman"/>
+          <w:bCs/>
+          <w:sz w:val="22"/>
+          <w:szCs w:val="22"/>
+        </w:rPr>
+        <w:tab/>
+        <w:t xml:space="preserve">            </w:t>
+      </w:r>
+      <w:r>
+        <w:rPr>
+          <w:rFonts w:ascii="Times New Roman" w:hAnsi="Times New Roman" w:cs="Times New Roman"/>
+          <w:bCs/>
+          <w:sz w:val="22"/>
+          <w:szCs w:val="22"/>
+        </w:rPr>
+        <w:t xml:space="preserve">            </w:t>
+      </w:r>
     </w:p>
     <w:p>
       <w:pPr>
@@ -3398,23 +3692,11 @@
         </w:pBdr>
         <w:rPr>
           <w:rFonts w:ascii="Times New Roman" w:hAnsi="Times New Roman" w:cs="Times New Roman"/>
-          <w:b/>
-          <w:bCs/>
-          <w:sz w:val="22"/>
-          <w:szCs w:val="22"/>
-        </w:rPr>
-      </w:pPr>
-      <w:r>
-        <w:rPr>
-          <w:rFonts w:ascii="Times New Roman" w:hAnsi="Times New Roman" w:cs="Times New Roman"/>
-          <w:b/>
-          <w:bCs/>
-          <w:sz w:val="22"/>
-          <w:szCs w:val="22"/>
-        </w:rPr>
-        <w:lastRenderedPageBreak/>
-        <w:t>Instructor</w:t>
-      </w:r>
+          <w:bCs/>
+          <w:sz w:val="22"/>
+          <w:szCs w:val="22"/>
+        </w:rPr>
+      </w:pPr>
     </w:p>
     <w:p>
       <w:pPr>
@@ -3431,19 +3713,25 @@
       <w:r>
         <w:rPr>
           <w:rFonts w:ascii="Times New Roman" w:hAnsi="Times New Roman" w:cs="Times New Roman"/>
-          <w:sz w:val="22"/>
-          <w:szCs w:val="22"/>
-        </w:rPr>
-        <w:t xml:space="preserve">PSY 292C </w:t>
-      </w:r>
-      <w:r>
-        <w:rPr>
-          <w:rFonts w:ascii="Times New Roman" w:hAnsi="Times New Roman" w:cs="Times New Roman"/>
-          <w:bCs/>
-          <w:sz w:val="22"/>
-          <w:szCs w:val="22"/>
-        </w:rPr>
-        <w:t>– Controversial Issues in Psychology</w:t>
+          <w:bCs/>
+          <w:i/>
+          <w:iCs/>
+          <w:sz w:val="22"/>
+          <w:szCs w:val="22"/>
+        </w:rPr>
+        <w:lastRenderedPageBreak/>
+        <w:t>Responsibilities</w:t>
+      </w:r>
+      <w:r>
+        <w:rPr>
+          <w:rFonts w:ascii="Times New Roman" w:hAnsi="Times New Roman" w:cs="Times New Roman"/>
+          <w:bCs/>
+          <w:i/>
+          <w:iCs/>
+          <w:sz w:val="22"/>
+          <w:szCs w:val="22"/>
+        </w:rPr>
+        <w:t>:</w:t>
       </w:r>
       <w:r>
         <w:rPr>
@@ -3461,71 +3749,169 @@
           <w:sz w:val="22"/>
           <w:szCs w:val="22"/>
         </w:rPr>
-        <w:tab/>
-      </w:r>
-      <w:r>
-        <w:rPr>
-          <w:rFonts w:ascii="Times New Roman" w:hAnsi="Times New Roman" w:cs="Times New Roman"/>
-          <w:bCs/>
-          <w:sz w:val="22"/>
-          <w:szCs w:val="22"/>
-        </w:rPr>
-        <w:tab/>
-      </w:r>
-      <w:r>
-        <w:rPr>
-          <w:rFonts w:ascii="Times New Roman" w:hAnsi="Times New Roman" w:cs="Times New Roman"/>
-          <w:bCs/>
-          <w:sz w:val="22"/>
-          <w:szCs w:val="22"/>
-        </w:rPr>
-        <w:tab/>
-      </w:r>
-      <w:r>
-        <w:rPr>
-          <w:rFonts w:ascii="Times New Roman" w:hAnsi="Times New Roman" w:cs="Times New Roman"/>
-          <w:bCs/>
-          <w:sz w:val="22"/>
-          <w:szCs w:val="22"/>
-        </w:rPr>
-        <w:tab/>
-      </w:r>
-      <w:r>
-        <w:rPr>
-          <w:rFonts w:ascii="Times New Roman" w:hAnsi="Times New Roman" w:cs="Times New Roman"/>
-          <w:bCs/>
-          <w:sz w:val="22"/>
-          <w:szCs w:val="22"/>
-        </w:rPr>
-        <w:tab/>
-      </w:r>
-      <w:r>
-        <w:rPr>
-          <w:rFonts w:ascii="Times New Roman" w:hAnsi="Times New Roman" w:cs="Times New Roman"/>
-          <w:bCs/>
-          <w:sz w:val="22"/>
-          <w:szCs w:val="22"/>
-        </w:rPr>
-        <w:tab/>
-        <w:t xml:space="preserve">            </w:t>
-      </w:r>
-      <w:r>
-        <w:rPr>
-          <w:rFonts w:ascii="Times New Roman" w:hAnsi="Times New Roman" w:cs="Times New Roman"/>
-          <w:bCs/>
-          <w:sz w:val="22"/>
-          <w:szCs w:val="22"/>
-        </w:rPr>
-        <w:t xml:space="preserve">            </w:t>
-      </w:r>
-      <w:r>
-        <w:rPr>
-          <w:rFonts w:ascii="Times New Roman" w:hAnsi="Times New Roman" w:cs="Times New Roman"/>
-          <w:bCs/>
-          <w:sz w:val="22"/>
-          <w:szCs w:val="22"/>
-        </w:rPr>
-        <w:t>Fall 2024</w:t>
+        <w:t xml:space="preserve">In my role as an instructor, I </w:t>
+      </w:r>
+      <w:r>
+        <w:rPr>
+          <w:rFonts w:ascii="Times New Roman" w:hAnsi="Times New Roman" w:cs="Times New Roman"/>
+          <w:bCs/>
+          <w:sz w:val="22"/>
+          <w:szCs w:val="22"/>
+        </w:rPr>
+        <w:t xml:space="preserve">created </w:t>
+      </w:r>
+      <w:r>
+        <w:rPr>
+          <w:rFonts w:ascii="Times New Roman" w:hAnsi="Times New Roman" w:cs="Times New Roman"/>
+          <w:bCs/>
+          <w:sz w:val="22"/>
+          <w:szCs w:val="22"/>
+        </w:rPr>
+        <w:t>a welcoming environment where students fe</w:t>
+      </w:r>
+      <w:r>
+        <w:rPr>
+          <w:rFonts w:ascii="Times New Roman" w:hAnsi="Times New Roman" w:cs="Times New Roman"/>
+          <w:bCs/>
+          <w:sz w:val="22"/>
+          <w:szCs w:val="22"/>
+        </w:rPr>
+        <w:t>lt</w:t>
+      </w:r>
+      <w:r>
+        <w:rPr>
+          <w:rFonts w:ascii="Times New Roman" w:hAnsi="Times New Roman" w:cs="Times New Roman"/>
+          <w:bCs/>
+          <w:sz w:val="22"/>
+          <w:szCs w:val="22"/>
+        </w:rPr>
+        <w:t xml:space="preserve"> comfortable sharing their opinions on challenging topics. My focus </w:t>
+      </w:r>
+      <w:r>
+        <w:rPr>
+          <w:rFonts w:ascii="Times New Roman" w:hAnsi="Times New Roman" w:cs="Times New Roman"/>
+          <w:bCs/>
+          <w:sz w:val="22"/>
+          <w:szCs w:val="22"/>
+        </w:rPr>
+        <w:t>during</w:t>
+      </w:r>
+      <w:r>
+        <w:rPr>
+          <w:rFonts w:ascii="Times New Roman" w:hAnsi="Times New Roman" w:cs="Times New Roman"/>
+          <w:bCs/>
+          <w:sz w:val="22"/>
+          <w:szCs w:val="22"/>
+        </w:rPr>
+        <w:t xml:space="preserve"> this course </w:t>
+      </w:r>
+      <w:r>
+        <w:rPr>
+          <w:rFonts w:ascii="Times New Roman" w:hAnsi="Times New Roman" w:cs="Times New Roman"/>
+          <w:bCs/>
+          <w:sz w:val="22"/>
+          <w:szCs w:val="22"/>
+        </w:rPr>
+        <w:t>wa</w:t>
+      </w:r>
+      <w:r>
+        <w:rPr>
+          <w:rFonts w:ascii="Times New Roman" w:hAnsi="Times New Roman" w:cs="Times New Roman"/>
+          <w:bCs/>
+          <w:sz w:val="22"/>
+          <w:szCs w:val="22"/>
+        </w:rPr>
+        <w:t>s for students to develop a framework that w</w:t>
+      </w:r>
+      <w:r>
+        <w:rPr>
+          <w:rFonts w:ascii="Times New Roman" w:hAnsi="Times New Roman" w:cs="Times New Roman"/>
+          <w:bCs/>
+          <w:sz w:val="22"/>
+          <w:szCs w:val="22"/>
+        </w:rPr>
+        <w:t>ould</w:t>
+      </w:r>
+      <w:r>
+        <w:rPr>
+          <w:rFonts w:ascii="Times New Roman" w:hAnsi="Times New Roman" w:cs="Times New Roman"/>
+          <w:bCs/>
+          <w:sz w:val="22"/>
+          <w:szCs w:val="22"/>
+        </w:rPr>
+        <w:t xml:space="preserve"> allow </w:t>
+      </w:r>
+      <w:r>
+        <w:rPr>
+          <w:rFonts w:ascii="Times New Roman" w:hAnsi="Times New Roman" w:cs="Times New Roman"/>
+          <w:bCs/>
+          <w:sz w:val="22"/>
+          <w:szCs w:val="22"/>
+        </w:rPr>
+        <w:t>them</w:t>
+      </w:r>
+      <w:r>
+        <w:rPr>
+          <w:rFonts w:ascii="Times New Roman" w:hAnsi="Times New Roman" w:cs="Times New Roman"/>
+          <w:bCs/>
+          <w:sz w:val="22"/>
+          <w:szCs w:val="22"/>
+        </w:rPr>
+        <w:t xml:space="preserve"> to dissect difficult psychological topics, debunk common myths, and become masters </w:t>
+      </w:r>
+      <w:r>
+        <w:rPr>
+          <w:rFonts w:ascii="Times New Roman" w:hAnsi="Times New Roman" w:cs="Times New Roman"/>
+          <w:bCs/>
+          <w:sz w:val="22"/>
+          <w:szCs w:val="22"/>
+        </w:rPr>
+        <w:t>of</w:t>
+      </w:r>
+      <w:r>
+        <w:rPr>
+          <w:rFonts w:ascii="Times New Roman" w:hAnsi="Times New Roman" w:cs="Times New Roman"/>
+          <w:bCs/>
+          <w:sz w:val="22"/>
+          <w:szCs w:val="22"/>
+        </w:rPr>
+        <w:t xml:space="preserve"> APA format. I </w:t>
+      </w:r>
+      <w:r>
+        <w:rPr>
+          <w:rFonts w:ascii="Times New Roman" w:hAnsi="Times New Roman" w:cs="Times New Roman"/>
+          <w:bCs/>
+          <w:sz w:val="22"/>
+          <w:szCs w:val="22"/>
+        </w:rPr>
+        <w:t>was</w:t>
+      </w:r>
+      <w:r>
+        <w:rPr>
+          <w:rFonts w:ascii="Times New Roman" w:hAnsi="Times New Roman" w:cs="Times New Roman"/>
+          <w:bCs/>
+          <w:sz w:val="22"/>
+          <w:szCs w:val="22"/>
+        </w:rPr>
+        <w:t xml:space="preserve"> also responsible for facilitating class discussions, creating and grading assignments, and adjusting course materials </w:t>
+      </w:r>
+      <w:r>
+        <w:rPr>
+          <w:rFonts w:ascii="Times New Roman" w:hAnsi="Times New Roman" w:cs="Times New Roman"/>
+          <w:bCs/>
+          <w:sz w:val="22"/>
+          <w:szCs w:val="22"/>
+        </w:rPr>
+        <w:t>the interests of my 10</w:t>
+      </w:r>
+      <w:r>
+        <w:rPr>
+          <w:rFonts w:ascii="Times New Roman" w:hAnsi="Times New Roman" w:cs="Times New Roman"/>
+          <w:bCs/>
+          <w:sz w:val="22"/>
+          <w:szCs w:val="22"/>
+        </w:rPr>
+        <w:t xml:space="preserve"> students.</w:t>
       </w:r>
     </w:p>
     <w:p>
@@ -3535,6 +3921,7 @@
         </w:pBdr>
         <w:rPr>
           <w:rFonts w:ascii="Times New Roman" w:hAnsi="Times New Roman" w:cs="Times New Roman"/>
+          <w:b/>
           <w:bCs/>
           <w:sz w:val="22"/>
           <w:szCs w:val="22"/>
@@ -3548,32 +3935,21 @@
         </w:pBdr>
         <w:rPr>
           <w:rFonts w:ascii="Times New Roman" w:hAnsi="Times New Roman" w:cs="Times New Roman"/>
-          <w:bCs/>
-          <w:sz w:val="22"/>
-          <w:szCs w:val="22"/>
-        </w:rPr>
-      </w:pPr>
-      <w:r>
-        <w:rPr>
-          <w:rFonts w:ascii="Times New Roman" w:hAnsi="Times New Roman" w:cs="Times New Roman"/>
-          <w:bCs/>
-          <w:i/>
-          <w:iCs/>
-          <w:sz w:val="22"/>
-          <w:szCs w:val="22"/>
-        </w:rPr>
-        <w:t>Responsibilities</w:t>
-      </w:r>
-      <w:r>
-        <w:rPr>
-          <w:rFonts w:ascii="Times New Roman" w:hAnsi="Times New Roman" w:cs="Times New Roman"/>
-          <w:bCs/>
-          <w:i/>
-          <w:iCs/>
-          <w:sz w:val="22"/>
-          <w:szCs w:val="22"/>
-        </w:rPr>
-        <w:t>:</w:t>
+          <w:b/>
+          <w:bCs/>
+          <w:sz w:val="22"/>
+          <w:szCs w:val="22"/>
+        </w:rPr>
+      </w:pPr>
+      <w:r>
+        <w:rPr>
+          <w:rFonts w:ascii="Times New Roman" w:hAnsi="Times New Roman" w:cs="Times New Roman"/>
+          <w:b/>
+          <w:bCs/>
+          <w:sz w:val="22"/>
+          <w:szCs w:val="22"/>
+        </w:rPr>
+        <w:t>Teaching Assistant</w:t>
       </w:r>
       <w:r>
         <w:rPr>
@@ -3591,169 +3967,71 @@
           <w:sz w:val="22"/>
           <w:szCs w:val="22"/>
         </w:rPr>
-        <w:t xml:space="preserve">In my role as an instructor, I </w:t>
-      </w:r>
-      <w:r>
-        <w:rPr>
-          <w:rFonts w:ascii="Times New Roman" w:hAnsi="Times New Roman" w:cs="Times New Roman"/>
-          <w:bCs/>
-          <w:sz w:val="22"/>
-          <w:szCs w:val="22"/>
-        </w:rPr>
-        <w:t xml:space="preserve">created </w:t>
-      </w:r>
-      <w:r>
-        <w:rPr>
-          <w:rFonts w:ascii="Times New Roman" w:hAnsi="Times New Roman" w:cs="Times New Roman"/>
-          <w:bCs/>
-          <w:sz w:val="22"/>
-          <w:szCs w:val="22"/>
-        </w:rPr>
-        <w:t>a welcoming environment where students fe</w:t>
-      </w:r>
-      <w:r>
-        <w:rPr>
-          <w:rFonts w:ascii="Times New Roman" w:hAnsi="Times New Roman" w:cs="Times New Roman"/>
-          <w:bCs/>
-          <w:sz w:val="22"/>
-          <w:szCs w:val="22"/>
-        </w:rPr>
-        <w:t>lt</w:t>
-      </w:r>
-      <w:r>
-        <w:rPr>
-          <w:rFonts w:ascii="Times New Roman" w:hAnsi="Times New Roman" w:cs="Times New Roman"/>
-          <w:bCs/>
-          <w:sz w:val="22"/>
-          <w:szCs w:val="22"/>
-        </w:rPr>
-        <w:t xml:space="preserve"> comfortable sharing their opinions on challenging topics. My focus </w:t>
-      </w:r>
-      <w:r>
-        <w:rPr>
-          <w:rFonts w:ascii="Times New Roman" w:hAnsi="Times New Roman" w:cs="Times New Roman"/>
-          <w:bCs/>
-          <w:sz w:val="22"/>
-          <w:szCs w:val="22"/>
-        </w:rPr>
-        <w:t>during</w:t>
-      </w:r>
-      <w:r>
-        <w:rPr>
-          <w:rFonts w:ascii="Times New Roman" w:hAnsi="Times New Roman" w:cs="Times New Roman"/>
-          <w:bCs/>
-          <w:sz w:val="22"/>
-          <w:szCs w:val="22"/>
-        </w:rPr>
-        <w:t xml:space="preserve"> this course </w:t>
-      </w:r>
-      <w:r>
-        <w:rPr>
-          <w:rFonts w:ascii="Times New Roman" w:hAnsi="Times New Roman" w:cs="Times New Roman"/>
-          <w:bCs/>
-          <w:sz w:val="22"/>
-          <w:szCs w:val="22"/>
-        </w:rPr>
-        <w:t>wa</w:t>
-      </w:r>
-      <w:r>
-        <w:rPr>
-          <w:rFonts w:ascii="Times New Roman" w:hAnsi="Times New Roman" w:cs="Times New Roman"/>
-          <w:bCs/>
-          <w:sz w:val="22"/>
-          <w:szCs w:val="22"/>
-        </w:rPr>
-        <w:t>s for students to develop a framework that w</w:t>
-      </w:r>
-      <w:r>
-        <w:rPr>
-          <w:rFonts w:ascii="Times New Roman" w:hAnsi="Times New Roman" w:cs="Times New Roman"/>
-          <w:bCs/>
-          <w:sz w:val="22"/>
-          <w:szCs w:val="22"/>
-        </w:rPr>
-        <w:t>ould</w:t>
-      </w:r>
-      <w:r>
-        <w:rPr>
-          <w:rFonts w:ascii="Times New Roman" w:hAnsi="Times New Roman" w:cs="Times New Roman"/>
-          <w:bCs/>
-          <w:sz w:val="22"/>
-          <w:szCs w:val="22"/>
-        </w:rPr>
-        <w:t xml:space="preserve"> allow </w:t>
-      </w:r>
-      <w:r>
-        <w:rPr>
-          <w:rFonts w:ascii="Times New Roman" w:hAnsi="Times New Roman" w:cs="Times New Roman"/>
-          <w:bCs/>
-          <w:sz w:val="22"/>
-          <w:szCs w:val="22"/>
-        </w:rPr>
-        <w:t>them</w:t>
-      </w:r>
-      <w:r>
-        <w:rPr>
-          <w:rFonts w:ascii="Times New Roman" w:hAnsi="Times New Roman" w:cs="Times New Roman"/>
-          <w:bCs/>
-          <w:sz w:val="22"/>
-          <w:szCs w:val="22"/>
-        </w:rPr>
-        <w:t xml:space="preserve"> to dissect difficult psychological topics, debunk common myths, and become masters </w:t>
-      </w:r>
-      <w:r>
-        <w:rPr>
-          <w:rFonts w:ascii="Times New Roman" w:hAnsi="Times New Roman" w:cs="Times New Roman"/>
-          <w:bCs/>
-          <w:sz w:val="22"/>
-          <w:szCs w:val="22"/>
-        </w:rPr>
-        <w:t>of</w:t>
-      </w:r>
-      <w:r>
-        <w:rPr>
-          <w:rFonts w:ascii="Times New Roman" w:hAnsi="Times New Roman" w:cs="Times New Roman"/>
-          <w:bCs/>
-          <w:sz w:val="22"/>
-          <w:szCs w:val="22"/>
-        </w:rPr>
-        <w:t xml:space="preserve"> APA format. I </w:t>
-      </w:r>
-      <w:r>
-        <w:rPr>
-          <w:rFonts w:ascii="Times New Roman" w:hAnsi="Times New Roman" w:cs="Times New Roman"/>
-          <w:bCs/>
-          <w:sz w:val="22"/>
-          <w:szCs w:val="22"/>
-        </w:rPr>
-        <w:t>was</w:t>
-      </w:r>
-      <w:r>
-        <w:rPr>
-          <w:rFonts w:ascii="Times New Roman" w:hAnsi="Times New Roman" w:cs="Times New Roman"/>
-          <w:bCs/>
-          <w:sz w:val="22"/>
-          <w:szCs w:val="22"/>
-        </w:rPr>
-        <w:t xml:space="preserve"> also responsible for facilitating class discussions, creating and grading assignments, and adjusting course materials </w:t>
-      </w:r>
-      <w:r>
-        <w:rPr>
-          <w:rFonts w:ascii="Times New Roman" w:hAnsi="Times New Roman" w:cs="Times New Roman"/>
-          <w:bCs/>
-          <w:sz w:val="22"/>
-          <w:szCs w:val="22"/>
-        </w:rPr>
-        <w:t>the interests of my 10</w:t>
-      </w:r>
-      <w:r>
-        <w:rPr>
-          <w:rFonts w:ascii="Times New Roman" w:hAnsi="Times New Roman" w:cs="Times New Roman"/>
-          <w:bCs/>
-          <w:sz w:val="22"/>
-          <w:szCs w:val="22"/>
-        </w:rPr>
-        <w:t xml:space="preserve"> students.</w:t>
+        <w:tab/>
+      </w:r>
+      <w:r>
+        <w:rPr>
+          <w:rFonts w:ascii="Times New Roman" w:hAnsi="Times New Roman" w:cs="Times New Roman"/>
+          <w:bCs/>
+          <w:sz w:val="22"/>
+          <w:szCs w:val="22"/>
+        </w:rPr>
+        <w:tab/>
+      </w:r>
+      <w:r>
+        <w:rPr>
+          <w:rFonts w:ascii="Times New Roman" w:hAnsi="Times New Roman" w:cs="Times New Roman"/>
+          <w:bCs/>
+          <w:sz w:val="22"/>
+          <w:szCs w:val="22"/>
+        </w:rPr>
+        <w:tab/>
+      </w:r>
+      <w:r>
+        <w:rPr>
+          <w:rFonts w:ascii="Times New Roman" w:hAnsi="Times New Roman" w:cs="Times New Roman"/>
+          <w:bCs/>
+          <w:sz w:val="22"/>
+          <w:szCs w:val="22"/>
+        </w:rPr>
+        <w:tab/>
+      </w:r>
+      <w:r>
+        <w:rPr>
+          <w:rFonts w:ascii="Times New Roman" w:hAnsi="Times New Roman" w:cs="Times New Roman"/>
+          <w:bCs/>
+          <w:sz w:val="22"/>
+          <w:szCs w:val="22"/>
+        </w:rPr>
+        <w:tab/>
+      </w:r>
+      <w:r>
+        <w:rPr>
+          <w:rFonts w:ascii="Times New Roman" w:hAnsi="Times New Roman" w:cs="Times New Roman"/>
+          <w:bCs/>
+          <w:sz w:val="22"/>
+          <w:szCs w:val="22"/>
+        </w:rPr>
+        <w:tab/>
+      </w:r>
+      <w:r>
+        <w:rPr>
+          <w:rFonts w:ascii="Times New Roman" w:hAnsi="Times New Roman" w:cs="Times New Roman"/>
+          <w:bCs/>
+          <w:sz w:val="22"/>
+          <w:szCs w:val="22"/>
+        </w:rPr>
+        <w:tab/>
+        <w:t xml:space="preserve">  </w:t>
+      </w:r>
+      <w:r>
+        <w:rPr>
+          <w:rFonts w:ascii="Times New Roman" w:hAnsi="Times New Roman" w:cs="Times New Roman"/>
+          <w:bCs/>
+          <w:sz w:val="22"/>
+          <w:szCs w:val="22"/>
+        </w:rPr>
+        <w:t>Spring &amp; Summer 2022, Summer 2024</w:t>
       </w:r>
     </w:p>
     <w:p>
@@ -3763,12 +4041,92 @@
         </w:pBdr>
         <w:rPr>
           <w:rFonts w:ascii="Times New Roman" w:hAnsi="Times New Roman" w:cs="Times New Roman"/>
-          <w:b/>
-          <w:bCs/>
-          <w:sz w:val="22"/>
-          <w:szCs w:val="22"/>
-        </w:rPr>
-      </w:pPr>
+          <w:bCs/>
+          <w:sz w:val="22"/>
+          <w:szCs w:val="22"/>
+        </w:rPr>
+      </w:pPr>
+      <w:r>
+        <w:rPr>
+          <w:rFonts w:ascii="Times New Roman" w:hAnsi="Times New Roman" w:cs="Times New Roman"/>
+          <w:bCs/>
+          <w:sz w:val="22"/>
+          <w:szCs w:val="22"/>
+        </w:rPr>
+        <w:t xml:space="preserve">PSY 252 – Mind, Brain, &amp; Behavior </w:t>
+      </w:r>
+      <w:r>
+        <w:rPr>
+          <w:rFonts w:ascii="Times New Roman" w:hAnsi="Times New Roman" w:cs="Times New Roman"/>
+          <w:bCs/>
+          <w:sz w:val="22"/>
+          <w:szCs w:val="22"/>
+        </w:rPr>
+        <w:tab/>
+      </w:r>
+      <w:r>
+        <w:rPr>
+          <w:rFonts w:ascii="Times New Roman" w:hAnsi="Times New Roman" w:cs="Times New Roman"/>
+          <w:bCs/>
+          <w:sz w:val="22"/>
+          <w:szCs w:val="22"/>
+        </w:rPr>
+        <w:tab/>
+      </w:r>
+      <w:r>
+        <w:rPr>
+          <w:rFonts w:ascii="Times New Roman" w:hAnsi="Times New Roman" w:cs="Times New Roman"/>
+          <w:bCs/>
+          <w:sz w:val="22"/>
+          <w:szCs w:val="22"/>
+        </w:rPr>
+        <w:tab/>
+      </w:r>
+      <w:r>
+        <w:rPr>
+          <w:rFonts w:ascii="Times New Roman" w:hAnsi="Times New Roman" w:cs="Times New Roman"/>
+          <w:bCs/>
+          <w:sz w:val="22"/>
+          <w:szCs w:val="22"/>
+        </w:rPr>
+        <w:tab/>
+      </w:r>
+      <w:r>
+        <w:rPr>
+          <w:rFonts w:ascii="Times New Roman" w:hAnsi="Times New Roman" w:cs="Times New Roman"/>
+          <w:bCs/>
+          <w:sz w:val="22"/>
+          <w:szCs w:val="22"/>
+        </w:rPr>
+        <w:t xml:space="preserve">  </w:t>
+      </w:r>
+      <w:r>
+        <w:rPr>
+          <w:rFonts w:ascii="Times New Roman" w:hAnsi="Times New Roman" w:cs="Times New Roman"/>
+          <w:bCs/>
+          <w:sz w:val="22"/>
+          <w:szCs w:val="22"/>
+        </w:rPr>
+        <w:t xml:space="preserve">       </w:t>
+      </w:r>
+      <w:r>
+        <w:rPr>
+          <w:rFonts w:ascii="Times New Roman" w:hAnsi="Times New Roman" w:cs="Times New Roman"/>
+          <w:bCs/>
+          <w:sz w:val="22"/>
+          <w:szCs w:val="22"/>
+        </w:rPr>
+        <w:t xml:space="preserve">  </w:t>
+      </w:r>
+      <w:r>
+        <w:rPr>
+          <w:rFonts w:ascii="Times New Roman" w:hAnsi="Times New Roman" w:cs="Times New Roman"/>
+          <w:bCs/>
+          <w:sz w:val="22"/>
+          <w:szCs w:val="22"/>
+        </w:rPr>
+        <w:t xml:space="preserve">    </w:t>
+      </w:r>
     </w:p>
     <w:p>
       <w:pPr>
@@ -3777,6 +4135,126 @@
         </w:pBdr>
         <w:rPr>
           <w:rFonts w:ascii="Times New Roman" w:hAnsi="Times New Roman" w:cs="Times New Roman"/>
+          <w:bCs/>
+          <w:sz w:val="22"/>
+          <w:szCs w:val="22"/>
+        </w:rPr>
+      </w:pPr>
+    </w:p>
+    <w:p>
+      <w:pPr>
+        <w:rPr>
+          <w:rFonts w:ascii="Times New Roman" w:hAnsi="Times New Roman" w:cs="Times New Roman"/>
+          <w:sz w:val="22"/>
+          <w:szCs w:val="22"/>
+        </w:rPr>
+      </w:pPr>
+      <w:r>
+        <w:rPr>
+          <w:rFonts w:ascii="Times New Roman" w:hAnsi="Times New Roman" w:cs="Times New Roman"/>
+          <w:i/>
+          <w:iCs/>
+          <w:sz w:val="22"/>
+          <w:szCs w:val="22"/>
+        </w:rPr>
+        <w:t>Responsibilities:</w:t>
+      </w:r>
+      <w:r>
+        <w:rPr>
+          <w:rFonts w:ascii="Times New Roman" w:hAnsi="Times New Roman" w:cs="Times New Roman"/>
+          <w:i/>
+          <w:iCs/>
+          <w:sz w:val="22"/>
+          <w:szCs w:val="22"/>
+        </w:rPr>
+        <w:t xml:space="preserve"> </w:t>
+      </w:r>
+      <w:r>
+        <w:rPr>
+          <w:rFonts w:ascii="Times New Roman" w:hAnsi="Times New Roman" w:cs="Times New Roman"/>
+          <w:sz w:val="22"/>
+          <w:szCs w:val="22"/>
+        </w:rPr>
+        <w:t>I</w:t>
+      </w:r>
+      <w:r>
+        <w:rPr>
+          <w:rFonts w:ascii="Times New Roman" w:hAnsi="Times New Roman" w:cs="Times New Roman"/>
+          <w:sz w:val="22"/>
+          <w:szCs w:val="22"/>
+        </w:rPr>
+        <w:t xml:space="preserve">n my role as a teaching assistant, I conducted comprehensive exam reviews to clarify concepts </w:t>
+      </w:r>
+      <w:r>
+        <w:rPr>
+          <w:rFonts w:ascii="Times New Roman" w:hAnsi="Times New Roman" w:cs="Times New Roman"/>
+          <w:sz w:val="22"/>
+          <w:szCs w:val="22"/>
+        </w:rPr>
+        <w:t>important to the course, and that would be important for later psychology courses</w:t>
+      </w:r>
+      <w:r>
+        <w:rPr>
+          <w:rFonts w:ascii="Times New Roman" w:hAnsi="Times New Roman" w:cs="Times New Roman"/>
+          <w:sz w:val="22"/>
+          <w:szCs w:val="22"/>
+        </w:rPr>
+        <w:t xml:space="preserve">, integrating knowledge from upper-division psychology courses and lab experience. Additionally, I was tasked with efficiently grading assignments and tests while providing constructive feedback to support student </w:t>
+      </w:r>
+      <w:r>
+        <w:rPr>
+          <w:rFonts w:ascii="Times New Roman" w:hAnsi="Times New Roman" w:cs="Times New Roman"/>
+          <w:sz w:val="22"/>
+          <w:szCs w:val="22"/>
+        </w:rPr>
+        <w:t>growth</w:t>
+      </w:r>
+      <w:r>
+        <w:rPr>
+          <w:rFonts w:ascii="Times New Roman" w:hAnsi="Times New Roman" w:cs="Times New Roman"/>
+          <w:sz w:val="22"/>
+          <w:szCs w:val="22"/>
+        </w:rPr>
+        <w:t xml:space="preserve"> and</w:t>
+      </w:r>
+      <w:r>
+        <w:rPr>
+          <w:rFonts w:ascii="Times New Roman" w:hAnsi="Times New Roman" w:cs="Times New Roman"/>
+          <w:sz w:val="22"/>
+          <w:szCs w:val="22"/>
+        </w:rPr>
+        <w:t xml:space="preserve"> regularly attending class to build strong relationships with </w:t>
+      </w:r>
+      <w:r>
+        <w:rPr>
+          <w:rFonts w:ascii="Times New Roman" w:hAnsi="Times New Roman" w:cs="Times New Roman"/>
+          <w:sz w:val="22"/>
+          <w:szCs w:val="22"/>
+        </w:rPr>
+        <w:t xml:space="preserve"> courses of roughly 100 </w:t>
+      </w:r>
+      <w:r>
+        <w:rPr>
+          <w:rFonts w:ascii="Times New Roman" w:hAnsi="Times New Roman" w:cs="Times New Roman"/>
+          <w:sz w:val="22"/>
+          <w:szCs w:val="22"/>
+        </w:rPr>
+        <w:t xml:space="preserve">students. </w:t>
+      </w:r>
+    </w:p>
+    <w:p>
+      <w:pPr>
+        <w:rPr>
+          <w:rFonts w:ascii="Times New Roman" w:hAnsi="Times New Roman" w:cs="Times New Roman"/>
+          <w:sz w:val="22"/>
+          <w:szCs w:val="22"/>
+        </w:rPr>
+      </w:pPr>
+    </w:p>
+    <w:p>
+      <w:pPr>
+        <w:rPr>
+          <w:rFonts w:ascii="Times New Roman" w:hAnsi="Times New Roman" w:cs="Times New Roman"/>
           <w:b/>
           <w:bCs/>
           <w:sz w:val="22"/>
@@ -3793,173 +4271,9 @@
         </w:rPr>
         <w:t>Teaching Assistant</w:t>
       </w:r>
-    </w:p>
-    <w:p>
-      <w:pPr>
-        <w:pBdr>
-          <w:top w:val="single" w:sz="4" w:space="1" w:color="auto"/>
-        </w:pBdr>
-        <w:rPr>
-          <w:rFonts w:ascii="Times New Roman" w:hAnsi="Times New Roman" w:cs="Times New Roman"/>
-          <w:bCs/>
-          <w:sz w:val="22"/>
-          <w:szCs w:val="22"/>
-        </w:rPr>
-      </w:pPr>
-      <w:r>
-        <w:rPr>
-          <w:rFonts w:ascii="Times New Roman" w:hAnsi="Times New Roman" w:cs="Times New Roman"/>
-          <w:bCs/>
-          <w:sz w:val="22"/>
-          <w:szCs w:val="22"/>
-        </w:rPr>
-        <w:t xml:space="preserve">PSY 252 – Mind, Brain, &amp; Behavior </w:t>
-      </w:r>
-      <w:r>
-        <w:rPr>
-          <w:rFonts w:ascii="Times New Roman" w:hAnsi="Times New Roman" w:cs="Times New Roman"/>
-          <w:bCs/>
-          <w:sz w:val="22"/>
-          <w:szCs w:val="22"/>
-        </w:rPr>
-        <w:tab/>
-      </w:r>
-      <w:r>
-        <w:rPr>
-          <w:rFonts w:ascii="Times New Roman" w:hAnsi="Times New Roman" w:cs="Times New Roman"/>
-          <w:bCs/>
-          <w:sz w:val="22"/>
-          <w:szCs w:val="22"/>
-        </w:rPr>
-        <w:tab/>
-      </w:r>
-      <w:r>
-        <w:rPr>
-          <w:rFonts w:ascii="Times New Roman" w:hAnsi="Times New Roman" w:cs="Times New Roman"/>
-          <w:bCs/>
-          <w:sz w:val="22"/>
-          <w:szCs w:val="22"/>
-        </w:rPr>
-        <w:tab/>
-      </w:r>
-      <w:r>
-        <w:rPr>
-          <w:rFonts w:ascii="Times New Roman" w:hAnsi="Times New Roman" w:cs="Times New Roman"/>
-          <w:bCs/>
-          <w:sz w:val="22"/>
-          <w:szCs w:val="22"/>
-        </w:rPr>
-        <w:tab/>
-      </w:r>
-      <w:r>
-        <w:rPr>
-          <w:rFonts w:ascii="Times New Roman" w:hAnsi="Times New Roman" w:cs="Times New Roman"/>
-          <w:bCs/>
-          <w:sz w:val="22"/>
-          <w:szCs w:val="22"/>
-        </w:rPr>
-        <w:t xml:space="preserve">  </w:t>
-      </w:r>
-      <w:r>
-        <w:rPr>
-          <w:rFonts w:ascii="Times New Roman" w:hAnsi="Times New Roman" w:cs="Times New Roman"/>
-          <w:bCs/>
-          <w:sz w:val="22"/>
-          <w:szCs w:val="22"/>
-        </w:rPr>
-        <w:t xml:space="preserve">       </w:t>
-      </w:r>
-      <w:r>
-        <w:rPr>
-          <w:rFonts w:ascii="Times New Roman" w:hAnsi="Times New Roman" w:cs="Times New Roman"/>
-          <w:bCs/>
-          <w:sz w:val="22"/>
-          <w:szCs w:val="22"/>
-        </w:rPr>
-        <w:t xml:space="preserve">  </w:t>
-      </w:r>
-      <w:r>
-        <w:rPr>
-          <w:rFonts w:ascii="Times New Roman" w:hAnsi="Times New Roman" w:cs="Times New Roman"/>
-          <w:bCs/>
-          <w:sz w:val="22"/>
-          <w:szCs w:val="22"/>
-        </w:rPr>
-        <w:t xml:space="preserve">    </w:t>
-      </w:r>
-      <w:r>
-        <w:rPr>
-          <w:rFonts w:ascii="Times New Roman" w:hAnsi="Times New Roman" w:cs="Times New Roman"/>
-          <w:bCs/>
-          <w:sz w:val="22"/>
-          <w:szCs w:val="22"/>
-        </w:rPr>
-        <w:t>Spring</w:t>
-      </w:r>
-      <w:r>
-        <w:rPr>
-          <w:rFonts w:ascii="Times New Roman" w:hAnsi="Times New Roman" w:cs="Times New Roman"/>
-          <w:bCs/>
-          <w:sz w:val="22"/>
-          <w:szCs w:val="22"/>
-        </w:rPr>
-        <w:t xml:space="preserve"> &amp; </w:t>
-      </w:r>
-      <w:r>
-        <w:rPr>
-          <w:rFonts w:ascii="Times New Roman" w:hAnsi="Times New Roman" w:cs="Times New Roman"/>
-          <w:bCs/>
-          <w:sz w:val="22"/>
-          <w:szCs w:val="22"/>
-        </w:rPr>
-        <w:t>Summer 2022</w:t>
-      </w:r>
-      <w:r>
-        <w:rPr>
-          <w:rFonts w:ascii="Times New Roman" w:hAnsi="Times New Roman" w:cs="Times New Roman"/>
-          <w:bCs/>
-          <w:sz w:val="22"/>
-          <w:szCs w:val="22"/>
-        </w:rPr>
-        <w:t>, Summer 2024</w:t>
-      </w:r>
-    </w:p>
-    <w:p>
-      <w:pPr>
-        <w:pBdr>
-          <w:top w:val="single" w:sz="4" w:space="1" w:color="auto"/>
-        </w:pBdr>
-        <w:rPr>
-          <w:rFonts w:ascii="Times New Roman" w:hAnsi="Times New Roman" w:cs="Times New Roman"/>
-          <w:bCs/>
-          <w:sz w:val="22"/>
-          <w:szCs w:val="22"/>
-        </w:rPr>
-      </w:pPr>
-    </w:p>
-    <w:p>
-      <w:pPr>
-        <w:rPr>
-          <w:rFonts w:ascii="Times New Roman" w:hAnsi="Times New Roman" w:cs="Times New Roman"/>
-          <w:sz w:val="22"/>
-          <w:szCs w:val="22"/>
-        </w:rPr>
-      </w:pPr>
-      <w:r>
-        <w:rPr>
-          <w:rFonts w:ascii="Times New Roman" w:hAnsi="Times New Roman" w:cs="Times New Roman"/>
-          <w:i/>
-          <w:iCs/>
-          <w:sz w:val="22"/>
-          <w:szCs w:val="22"/>
-        </w:rPr>
-        <w:t>Responsibilities:</w:t>
-      </w:r>
-      <w:r>
-        <w:rPr>
-          <w:rFonts w:ascii="Times New Roman" w:hAnsi="Times New Roman" w:cs="Times New Roman"/>
-          <w:i/>
-          <w:iCs/>
+      <w:r>
+        <w:rPr>
+          <w:rFonts w:ascii="Times New Roman" w:hAnsi="Times New Roman" w:cs="Times New Roman"/>
           <w:sz w:val="22"/>
           <w:szCs w:val="22"/>
         </w:rPr>
@@ -3971,6 +4285,112 @@
           <w:sz w:val="22"/>
           <w:szCs w:val="22"/>
         </w:rPr>
+        <w:tab/>
+      </w:r>
+      <w:r>
+        <w:rPr>
+          <w:rFonts w:ascii="Times New Roman" w:hAnsi="Times New Roman" w:cs="Times New Roman"/>
+          <w:sz w:val="22"/>
+          <w:szCs w:val="22"/>
+        </w:rPr>
+        <w:tab/>
+      </w:r>
+      <w:r>
+        <w:rPr>
+          <w:rFonts w:ascii="Times New Roman" w:hAnsi="Times New Roman" w:cs="Times New Roman"/>
+          <w:sz w:val="22"/>
+          <w:szCs w:val="22"/>
+        </w:rPr>
+        <w:tab/>
+      </w:r>
+      <w:r>
+        <w:rPr>
+          <w:rFonts w:ascii="Times New Roman" w:hAnsi="Times New Roman" w:cs="Times New Roman"/>
+          <w:sz w:val="22"/>
+          <w:szCs w:val="22"/>
+        </w:rPr>
+        <w:tab/>
+      </w:r>
+      <w:r>
+        <w:rPr>
+          <w:rFonts w:ascii="Times New Roman" w:hAnsi="Times New Roman" w:cs="Times New Roman"/>
+          <w:sz w:val="22"/>
+          <w:szCs w:val="22"/>
+        </w:rPr>
+        <w:tab/>
+      </w:r>
+      <w:r>
+        <w:rPr>
+          <w:rFonts w:ascii="Times New Roman" w:hAnsi="Times New Roman" w:cs="Times New Roman"/>
+          <w:sz w:val="22"/>
+          <w:szCs w:val="22"/>
+        </w:rPr>
+        <w:tab/>
+      </w:r>
+      <w:r>
+        <w:rPr>
+          <w:rFonts w:ascii="Times New Roman" w:hAnsi="Times New Roman" w:cs="Times New Roman"/>
+          <w:sz w:val="22"/>
+          <w:szCs w:val="22"/>
+        </w:rPr>
+        <w:tab/>
+      </w:r>
+      <w:r>
+        <w:rPr>
+          <w:rFonts w:ascii="Times New Roman" w:hAnsi="Times New Roman" w:cs="Times New Roman"/>
+          <w:sz w:val="22"/>
+          <w:szCs w:val="22"/>
+        </w:rPr>
+        <w:tab/>
+      </w:r>
+      <w:r>
+        <w:rPr>
+          <w:rFonts w:ascii="Times New Roman" w:hAnsi="Times New Roman" w:cs="Times New Roman"/>
+          <w:sz w:val="22"/>
+          <w:szCs w:val="22"/>
+        </w:rPr>
+        <w:tab/>
+      </w:r>
+      <w:r>
+        <w:rPr>
+          <w:rFonts w:ascii="Times New Roman" w:hAnsi="Times New Roman" w:cs="Times New Roman"/>
+          <w:sz w:val="22"/>
+          <w:szCs w:val="22"/>
+        </w:rPr>
+        <w:tab/>
+        <w:t xml:space="preserve">          </w:t>
+      </w:r>
+      <w:r>
+        <w:rPr>
+          <w:rFonts w:ascii="Times New Roman" w:hAnsi="Times New Roman" w:cs="Times New Roman"/>
+          <w:sz w:val="22"/>
+          <w:szCs w:val="22"/>
+        </w:rPr>
+        <w:t>Fall 2022</w:t>
+      </w:r>
+    </w:p>
+    <w:p>
+      <w:pPr>
+        <w:rPr>
+          <w:rFonts w:ascii="Times New Roman" w:hAnsi="Times New Roman" w:cs="Times New Roman"/>
+          <w:sz w:val="22"/>
+          <w:szCs w:val="22"/>
+        </w:rPr>
+      </w:pPr>
+      <w:r>
+        <w:rPr>
+          <w:rFonts w:ascii="Times New Roman" w:hAnsi="Times New Roman" w:cs="Times New Roman"/>
+          <w:sz w:val="22"/>
+          <w:szCs w:val="22"/>
+        </w:rPr>
+        <w:t xml:space="preserve">PSY 250 – Research Design &amp; Analysis </w:t>
+      </w:r>
+      <w:r>
+        <w:rPr>
+          <w:rFonts w:ascii="Times New Roman" w:hAnsi="Times New Roman" w:cs="Times New Roman"/>
+          <w:sz w:val="22"/>
+          <w:szCs w:val="22"/>
+        </w:rPr>
         <w:t>I</w:t>
       </w:r>
       <w:r>
@@ -3979,125 +4399,6 @@
           <w:sz w:val="22"/>
           <w:szCs w:val="22"/>
         </w:rPr>
-        <w:t xml:space="preserve">n my role as a teaching assistant, I conducted comprehensive exam reviews to clarify concepts </w:t>
-      </w:r>
-      <w:r>
-        <w:rPr>
-          <w:rFonts w:ascii="Times New Roman" w:hAnsi="Times New Roman" w:cs="Times New Roman"/>
-          <w:sz w:val="22"/>
-          <w:szCs w:val="22"/>
-        </w:rPr>
-        <w:t>important to the course, and that would be important for later psychology courses</w:t>
-      </w:r>
-      <w:r>
-        <w:rPr>
-          <w:rFonts w:ascii="Times New Roman" w:hAnsi="Times New Roman" w:cs="Times New Roman"/>
-          <w:sz w:val="22"/>
-          <w:szCs w:val="22"/>
-        </w:rPr>
-        <w:t xml:space="preserve">, integrating knowledge from upper-division psychology courses and lab experience. Additionally, I was tasked with efficiently grading assignments and tests while providing constructive feedback to support student </w:t>
-      </w:r>
-      <w:r>
-        <w:rPr>
-          <w:rFonts w:ascii="Times New Roman" w:hAnsi="Times New Roman" w:cs="Times New Roman"/>
-          <w:sz w:val="22"/>
-          <w:szCs w:val="22"/>
-        </w:rPr>
-        <w:t>growth</w:t>
-      </w:r>
-      <w:r>
-        <w:rPr>
-          <w:rFonts w:ascii="Times New Roman" w:hAnsi="Times New Roman" w:cs="Times New Roman"/>
-          <w:sz w:val="22"/>
-          <w:szCs w:val="22"/>
-        </w:rPr>
-        <w:t xml:space="preserve"> and</w:t>
-      </w:r>
-      <w:r>
-        <w:rPr>
-          <w:rFonts w:ascii="Times New Roman" w:hAnsi="Times New Roman" w:cs="Times New Roman"/>
-          <w:sz w:val="22"/>
-          <w:szCs w:val="22"/>
-        </w:rPr>
-        <w:t xml:space="preserve"> regularly attending class to build strong relationships with </w:t>
-      </w:r>
-      <w:r>
-        <w:rPr>
-          <w:rFonts w:ascii="Times New Roman" w:hAnsi="Times New Roman" w:cs="Times New Roman"/>
-          <w:sz w:val="22"/>
-          <w:szCs w:val="22"/>
-        </w:rPr>
-        <w:t xml:space="preserve"> courses of roughly 100 </w:t>
-      </w:r>
-      <w:r>
-        <w:rPr>
-          <w:rFonts w:ascii="Times New Roman" w:hAnsi="Times New Roman" w:cs="Times New Roman"/>
-          <w:sz w:val="22"/>
-          <w:szCs w:val="22"/>
-        </w:rPr>
-        <w:t xml:space="preserve">students. </w:t>
-      </w:r>
-    </w:p>
-    <w:p>
-      <w:pPr>
-        <w:rPr>
-          <w:rFonts w:ascii="Times New Roman" w:hAnsi="Times New Roman" w:cs="Times New Roman"/>
-          <w:sz w:val="22"/>
-          <w:szCs w:val="22"/>
-        </w:rPr>
-      </w:pPr>
-    </w:p>
-    <w:p>
-      <w:pPr>
-        <w:rPr>
-          <w:rFonts w:ascii="Times New Roman" w:hAnsi="Times New Roman" w:cs="Times New Roman"/>
-          <w:b/>
-          <w:bCs/>
-          <w:sz w:val="22"/>
-          <w:szCs w:val="22"/>
-        </w:rPr>
-      </w:pPr>
-      <w:r>
-        <w:rPr>
-          <w:rFonts w:ascii="Times New Roman" w:hAnsi="Times New Roman" w:cs="Times New Roman"/>
-          <w:b/>
-          <w:bCs/>
-          <w:sz w:val="22"/>
-          <w:szCs w:val="22"/>
-        </w:rPr>
-        <w:t>Teaching Assistant</w:t>
-      </w:r>
-    </w:p>
-    <w:p>
-      <w:pPr>
-        <w:rPr>
-          <w:rFonts w:ascii="Times New Roman" w:hAnsi="Times New Roman" w:cs="Times New Roman"/>
-          <w:sz w:val="22"/>
-          <w:szCs w:val="22"/>
-        </w:rPr>
-      </w:pPr>
-      <w:r>
-        <w:rPr>
-          <w:rFonts w:ascii="Times New Roman" w:hAnsi="Times New Roman" w:cs="Times New Roman"/>
-          <w:sz w:val="22"/>
-          <w:szCs w:val="22"/>
-        </w:rPr>
-        <w:t xml:space="preserve">PSY 250 – Research Design &amp; Analysis </w:t>
-      </w:r>
-      <w:r>
-        <w:rPr>
-          <w:rFonts w:ascii="Times New Roman" w:hAnsi="Times New Roman" w:cs="Times New Roman"/>
-          <w:sz w:val="22"/>
-          <w:szCs w:val="22"/>
-        </w:rPr>
-        <w:t>I</w:t>
-      </w:r>
-      <w:r>
-        <w:rPr>
-          <w:rFonts w:ascii="Times New Roman" w:hAnsi="Times New Roman" w:cs="Times New Roman"/>
-          <w:sz w:val="22"/>
-          <w:szCs w:val="22"/>
-        </w:rPr>
         <w:tab/>
       </w:r>
       <w:r>
@@ -4156,14 +4457,6 @@
           <w:szCs w:val="22"/>
         </w:rPr>
         <w:t xml:space="preserve">     </w:t>
-      </w:r>
-      <w:r>
-        <w:rPr>
-          <w:rFonts w:ascii="Times New Roman" w:hAnsi="Times New Roman" w:cs="Times New Roman"/>
-          <w:sz w:val="22"/>
-          <w:szCs w:val="22"/>
-        </w:rPr>
-        <w:t>Fall 2022</w:t>
       </w:r>
     </w:p>
     <w:p>
@@ -4721,7 +5014,23 @@
           <w:sz w:val="22"/>
           <w:szCs w:val="22"/>
         </w:rPr>
-        <w:t>HoloLens 2, &amp; Meta Quest 3.</w:t>
+        <w:t>HoloLens 2, &amp; Meta Quest 3</w:t>
+      </w:r>
+      <w:r>
+        <w:rPr>
+          <w:rFonts w:ascii="Times New Roman" w:hAnsi="Times New Roman" w:cs="Times New Roman"/>
+          <w:sz w:val="22"/>
+          <w:szCs w:val="22"/>
+        </w:rPr>
+        <w:t>, computer vision</w:t>
+      </w:r>
+      <w:r>
+        <w:rPr>
+          <w:rFonts w:ascii="Times New Roman" w:hAnsi="Times New Roman" w:cs="Times New Roman"/>
+          <w:sz w:val="22"/>
+          <w:szCs w:val="22"/>
+        </w:rPr>
+        <w:t>.</w:t>
       </w:r>
     </w:p>
     <w:p>
@@ -5036,181 +5345,377 @@
     </w:p>
     <w:p>
       <w:pPr>
+        <w:rPr>
+          <w:rFonts w:ascii="Times New Roman" w:hAnsi="Times New Roman" w:cs="Times New Roman"/>
+          <w:b/>
+          <w:bCs/>
+          <w:sz w:val="22"/>
+          <w:szCs w:val="22"/>
+        </w:rPr>
+      </w:pPr>
+      <w:r>
+        <w:rPr>
+          <w:rFonts w:ascii="Times New Roman" w:hAnsi="Times New Roman" w:cs="Times New Roman"/>
+          <w:b/>
+          <w:bCs/>
+          <w:sz w:val="22"/>
+          <w:szCs w:val="22"/>
+        </w:rPr>
+        <w:t>MEMBERSHIPS</w:t>
+      </w:r>
+    </w:p>
+    <w:p>
+      <w:pPr>
+        <w:pBdr>
+          <w:top w:val="single" w:sz="4" w:space="1" w:color="auto"/>
+          <w:bottom w:val="single" w:sz="4" w:space="1" w:color="auto"/>
+        </w:pBdr>
+        <w:rPr>
+          <w:rFonts w:ascii="Times New Roman" w:hAnsi="Times New Roman" w:cs="Times New Roman"/>
+          <w:i/>
+          <w:iCs/>
+          <w:sz w:val="22"/>
+          <w:szCs w:val="22"/>
+        </w:rPr>
+      </w:pPr>
+      <w:r>
+        <w:rPr>
+          <w:rFonts w:ascii="Times New Roman" w:hAnsi="Times New Roman" w:cs="Times New Roman"/>
+          <w:sz w:val="22"/>
+          <w:szCs w:val="22"/>
+        </w:rPr>
+        <w:t xml:space="preserve">Human Factors and Ergonomics Society (HFES) – Student Affiliate </w:t>
+      </w:r>
+      <w:r>
+        <w:rPr>
+          <w:rFonts w:ascii="Times New Roman" w:hAnsi="Times New Roman" w:cs="Times New Roman"/>
+          <w:sz w:val="22"/>
+          <w:szCs w:val="22"/>
+        </w:rPr>
+        <w:tab/>
+      </w:r>
+      <w:r>
+        <w:rPr>
+          <w:rFonts w:ascii="Times New Roman" w:hAnsi="Times New Roman" w:cs="Times New Roman"/>
+          <w:sz w:val="22"/>
+          <w:szCs w:val="22"/>
+        </w:rPr>
+        <w:tab/>
+      </w:r>
+      <w:r>
+        <w:rPr>
+          <w:rFonts w:ascii="Times New Roman" w:hAnsi="Times New Roman" w:cs="Times New Roman"/>
+          <w:sz w:val="22"/>
+          <w:szCs w:val="22"/>
+        </w:rPr>
+        <w:tab/>
+      </w:r>
+      <w:r>
+        <w:rPr>
+          <w:rFonts w:ascii="Times New Roman" w:hAnsi="Times New Roman" w:cs="Times New Roman"/>
+          <w:sz w:val="22"/>
+          <w:szCs w:val="22"/>
+        </w:rPr>
+        <w:tab/>
+      </w:r>
+      <w:r>
+        <w:rPr>
+          <w:rFonts w:ascii="Times New Roman" w:hAnsi="Times New Roman" w:cs="Times New Roman"/>
+          <w:sz w:val="22"/>
+          <w:szCs w:val="22"/>
+        </w:rPr>
+        <w:t xml:space="preserve">  </w:t>
+      </w:r>
+      <w:r>
+        <w:rPr>
+          <w:rFonts w:ascii="Times New Roman" w:hAnsi="Times New Roman" w:cs="Times New Roman"/>
+          <w:sz w:val="22"/>
+          <w:szCs w:val="22"/>
+        </w:rPr>
+        <w:t xml:space="preserve">2025 – </w:t>
+      </w:r>
+      <w:r>
+        <w:rPr>
+          <w:rFonts w:ascii="Times New Roman" w:hAnsi="Times New Roman" w:cs="Times New Roman"/>
+          <w:i/>
+          <w:iCs/>
+          <w:sz w:val="22"/>
+          <w:szCs w:val="22"/>
+        </w:rPr>
+        <w:t>Present</w:t>
+      </w:r>
+    </w:p>
+    <w:p>
+      <w:pPr>
+        <w:pBdr>
+          <w:top w:val="single" w:sz="4" w:space="1" w:color="auto"/>
+          <w:bottom w:val="single" w:sz="4" w:space="1" w:color="auto"/>
+        </w:pBdr>
+        <w:rPr>
+          <w:rFonts w:ascii="Times New Roman" w:hAnsi="Times New Roman" w:cs="Times New Roman"/>
+          <w:i/>
+          <w:iCs/>
+          <w:sz w:val="22"/>
+          <w:szCs w:val="22"/>
+        </w:rPr>
+      </w:pPr>
+      <w:r>
+        <w:rPr>
+          <w:rFonts w:ascii="Times New Roman" w:hAnsi="Times New Roman" w:cs="Times New Roman"/>
+          <w:sz w:val="22"/>
+          <w:szCs w:val="22"/>
+        </w:rPr>
+        <w:t>Human AI Teaming (HART) Technical Group (HFES)</w:t>
+      </w:r>
+      <w:r>
+        <w:rPr>
+          <w:rFonts w:ascii="Times New Roman" w:hAnsi="Times New Roman" w:cs="Times New Roman"/>
+          <w:sz w:val="22"/>
+          <w:szCs w:val="22"/>
+        </w:rPr>
+        <w:tab/>
+      </w:r>
+      <w:r>
+        <w:rPr>
+          <w:rFonts w:ascii="Times New Roman" w:hAnsi="Times New Roman" w:cs="Times New Roman"/>
+          <w:sz w:val="22"/>
+          <w:szCs w:val="22"/>
+        </w:rPr>
+        <w:tab/>
+      </w:r>
+      <w:r>
+        <w:rPr>
+          <w:rFonts w:ascii="Times New Roman" w:hAnsi="Times New Roman" w:cs="Times New Roman"/>
+          <w:sz w:val="22"/>
+          <w:szCs w:val="22"/>
+        </w:rPr>
+        <w:tab/>
+      </w:r>
+      <w:r>
+        <w:rPr>
+          <w:rFonts w:ascii="Times New Roman" w:hAnsi="Times New Roman" w:cs="Times New Roman"/>
+          <w:sz w:val="22"/>
+          <w:szCs w:val="22"/>
+        </w:rPr>
+        <w:tab/>
+      </w:r>
+      <w:r>
+        <w:rPr>
+          <w:rFonts w:ascii="Times New Roman" w:hAnsi="Times New Roman" w:cs="Times New Roman"/>
+          <w:sz w:val="22"/>
+          <w:szCs w:val="22"/>
+        </w:rPr>
+        <w:tab/>
+      </w:r>
+      <w:r>
+        <w:rPr>
+          <w:rFonts w:ascii="Times New Roman" w:hAnsi="Times New Roman" w:cs="Times New Roman"/>
+          <w:sz w:val="22"/>
+          <w:szCs w:val="22"/>
+        </w:rPr>
+        <w:tab/>
+      </w:r>
+      <w:r>
+        <w:rPr>
+          <w:rFonts w:ascii="Times New Roman" w:hAnsi="Times New Roman" w:cs="Times New Roman"/>
+          <w:sz w:val="22"/>
+          <w:szCs w:val="22"/>
+        </w:rPr>
+        <w:t xml:space="preserve">  </w:t>
+      </w:r>
+      <w:r>
+        <w:rPr>
+          <w:rFonts w:ascii="Times New Roman" w:hAnsi="Times New Roman" w:cs="Times New Roman"/>
+          <w:sz w:val="22"/>
+          <w:szCs w:val="22"/>
+        </w:rPr>
+        <w:t xml:space="preserve">2026 – </w:t>
+      </w:r>
+      <w:r>
+        <w:rPr>
+          <w:rFonts w:ascii="Times New Roman" w:hAnsi="Times New Roman" w:cs="Times New Roman"/>
+          <w:i/>
+          <w:iCs/>
+          <w:sz w:val="22"/>
+          <w:szCs w:val="22"/>
+        </w:rPr>
+        <w:t xml:space="preserve">Present </w:t>
+      </w:r>
+    </w:p>
+    <w:p>
+      <w:pPr>
+        <w:pBdr>
+          <w:top w:val="single" w:sz="4" w:space="1" w:color="auto"/>
+          <w:bottom w:val="single" w:sz="4" w:space="1" w:color="auto"/>
+        </w:pBdr>
+        <w:rPr>
+          <w:rFonts w:ascii="Times New Roman" w:hAnsi="Times New Roman" w:cs="Times New Roman"/>
+          <w:sz w:val="22"/>
+          <w:szCs w:val="22"/>
+        </w:rPr>
+      </w:pPr>
+    </w:p>
+    <w:p>
+      <w:pPr>
+        <w:pBdr>
+          <w:top w:val="single" w:sz="4" w:space="1" w:color="auto"/>
+          <w:bottom w:val="single" w:sz="4" w:space="1" w:color="auto"/>
+        </w:pBdr>
+        <w:rPr>
+          <w:rFonts w:ascii="Times New Roman" w:hAnsi="Times New Roman" w:cs="Times New Roman"/>
+          <w:b/>
+          <w:bCs/>
+          <w:sz w:val="22"/>
+          <w:szCs w:val="22"/>
+        </w:rPr>
+      </w:pPr>
+      <w:r>
+        <w:rPr>
+          <w:rFonts w:ascii="Times New Roman" w:hAnsi="Times New Roman" w:cs="Times New Roman"/>
+          <w:b/>
+          <w:bCs/>
+          <w:sz w:val="22"/>
+          <w:szCs w:val="22"/>
+        </w:rPr>
+        <w:t>APPEARS IN</w:t>
+      </w:r>
+    </w:p>
+    <w:p>
+      <w:pPr>
         <w:pBdr>
           <w:bottom w:val="single" w:sz="4" w:space="1" w:color="auto"/>
         </w:pBdr>
         <w:rPr>
           <w:rFonts w:ascii="Times New Roman" w:hAnsi="Times New Roman" w:cs="Times New Roman"/>
-          <w:b/>
-          <w:bCs/>
-          <w:sz w:val="22"/>
-          <w:szCs w:val="22"/>
-        </w:rPr>
-      </w:pPr>
-      <w:r>
-        <w:rPr>
-          <w:rFonts w:ascii="Times New Roman" w:hAnsi="Times New Roman" w:cs="Times New Roman"/>
-          <w:b/>
-          <w:bCs/>
-          <w:sz w:val="22"/>
-          <w:szCs w:val="22"/>
-        </w:rPr>
-        <w:t>MEMBERSHIPS</w:t>
+          <w:sz w:val="22"/>
+          <w:szCs w:val="22"/>
+        </w:rPr>
+      </w:pPr>
+      <w:r>
+        <w:rPr>
+          <w:rFonts w:ascii="Times New Roman" w:hAnsi="Times New Roman" w:cs="Times New Roman"/>
+          <w:sz w:val="22"/>
+          <w:szCs w:val="22"/>
+        </w:rPr>
+        <w:t xml:space="preserve">UW College of Engineering Editorial – </w:t>
+      </w:r>
+      <w:hyperlink r:id="rId10" w:history="1">
+        <w:r>
+          <w:rPr>
+            <w:rStyle w:val="Hyperlink"/>
+            <w:rFonts w:ascii="Times New Roman" w:hAnsi="Times New Roman" w:cs="Times New Roman"/>
+            <w:sz w:val="22"/>
+            <w:szCs w:val="22"/>
+          </w:rPr>
+          <w:t>How do robots impact search-and-rescue teamwork? Engineers look at human brain activity to find out</w:t>
+        </w:r>
+      </w:hyperlink>
+      <w:r>
+        <w:rPr>
+          <w:rFonts w:ascii="Times New Roman" w:hAnsi="Times New Roman" w:cs="Times New Roman"/>
+          <w:sz w:val="22"/>
+          <w:szCs w:val="22"/>
+        </w:rPr>
+        <w:t xml:space="preserve"> – </w:t>
+      </w:r>
+      <w:r>
+        <w:rPr>
+          <w:rFonts w:ascii="Times New Roman" w:hAnsi="Times New Roman" w:cs="Times New Roman"/>
+          <w:b/>
+          <w:bCs/>
+          <w:sz w:val="22"/>
+          <w:szCs w:val="22"/>
+        </w:rPr>
+        <w:t>4/13/26</w:t>
       </w:r>
     </w:p>
     <w:p>
       <w:pPr>
         <w:pBdr>
-          <w:top w:val="single" w:sz="4" w:space="1" w:color="auto"/>
+          <w:bottom w:val="single" w:sz="4" w:space="1" w:color="auto"/>
         </w:pBdr>
         <w:rPr>
           <w:rFonts w:ascii="Times New Roman" w:hAnsi="Times New Roman" w:cs="Times New Roman"/>
-          <w:i/>
-          <w:iCs/>
-          <w:sz w:val="22"/>
-          <w:szCs w:val="22"/>
-        </w:rPr>
-      </w:pPr>
-      <w:r>
-        <w:rPr>
-          <w:rFonts w:ascii="Times New Roman" w:hAnsi="Times New Roman" w:cs="Times New Roman"/>
-          <w:sz w:val="22"/>
-          <w:szCs w:val="22"/>
-        </w:rPr>
-        <w:t xml:space="preserve">Human Factors and Ergonomics Society (HFES) – Student Affiliate </w:t>
-      </w:r>
-      <w:r>
-        <w:rPr>
-          <w:rFonts w:ascii="Times New Roman" w:hAnsi="Times New Roman" w:cs="Times New Roman"/>
-          <w:sz w:val="22"/>
-          <w:szCs w:val="22"/>
-        </w:rPr>
-        <w:tab/>
-      </w:r>
-      <w:r>
-        <w:rPr>
-          <w:rFonts w:ascii="Times New Roman" w:hAnsi="Times New Roman" w:cs="Times New Roman"/>
-          <w:sz w:val="22"/>
-          <w:szCs w:val="22"/>
-        </w:rPr>
-        <w:tab/>
-      </w:r>
-      <w:r>
-        <w:rPr>
-          <w:rFonts w:ascii="Times New Roman" w:hAnsi="Times New Roman" w:cs="Times New Roman"/>
-          <w:sz w:val="22"/>
-          <w:szCs w:val="22"/>
-        </w:rPr>
-        <w:tab/>
-      </w:r>
-      <w:r>
-        <w:rPr>
-          <w:rFonts w:ascii="Times New Roman" w:hAnsi="Times New Roman" w:cs="Times New Roman"/>
-          <w:sz w:val="22"/>
-          <w:szCs w:val="22"/>
-        </w:rPr>
-        <w:tab/>
-        <w:t xml:space="preserve">2025 – </w:t>
-      </w:r>
-      <w:r>
-        <w:rPr>
-          <w:rFonts w:ascii="Times New Roman" w:hAnsi="Times New Roman" w:cs="Times New Roman"/>
-          <w:i/>
-          <w:iCs/>
-          <w:sz w:val="22"/>
-          <w:szCs w:val="22"/>
-        </w:rPr>
-        <w:t>Present</w:t>
+          <w:sz w:val="22"/>
+          <w:szCs w:val="22"/>
+        </w:rPr>
+      </w:pPr>
+      <w:r>
+        <w:rPr>
+          <w:rFonts w:ascii="Times New Roman" w:hAnsi="Times New Roman" w:cs="Times New Roman"/>
+          <w:sz w:val="22"/>
+          <w:szCs w:val="22"/>
+        </w:rPr>
+        <w:fldChar w:fldCharType="begin"/>
+      </w:r>
+      <w:r>
+        <w:rPr>
+          <w:rFonts w:ascii="Times New Roman" w:hAnsi="Times New Roman" w:cs="Times New Roman"/>
+          <w:sz w:val="22"/>
+          <w:szCs w:val="22"/>
+        </w:rPr>
+        <w:instrText>HYPERLINK "https://www.rit.edu/emailcommunications/aware-ai-newsletter-fall-2025/streamable"</w:instrText>
+      </w:r>
+      <w:r>
+        <w:rPr>
+          <w:rFonts w:ascii="Times New Roman" w:hAnsi="Times New Roman" w:cs="Times New Roman"/>
+          <w:sz w:val="22"/>
+          <w:szCs w:val="22"/>
+        </w:rPr>
+      </w:r>
+      <w:r>
+        <w:rPr>
+          <w:rFonts w:ascii="Times New Roman" w:hAnsi="Times New Roman" w:cs="Times New Roman"/>
+          <w:sz w:val="22"/>
+          <w:szCs w:val="22"/>
+        </w:rPr>
+        <w:fldChar w:fldCharType="separate"/>
+      </w:r>
+      <w:r>
+        <w:rPr>
+          <w:rStyle w:val="Hyperlink"/>
+          <w:rFonts w:ascii="Times New Roman" w:hAnsi="Times New Roman" w:cs="Times New Roman"/>
+          <w:sz w:val="22"/>
+          <w:szCs w:val="22"/>
+        </w:rPr>
+        <w:t>RIT Newsletter</w:t>
+      </w:r>
+      <w:r>
+        <w:rPr>
+          <w:rFonts w:ascii="Times New Roman" w:hAnsi="Times New Roman" w:cs="Times New Roman"/>
+          <w:sz w:val="22"/>
+          <w:szCs w:val="22"/>
+        </w:rPr>
+        <w:fldChar w:fldCharType="end"/>
+      </w:r>
+      <w:r>
+        <w:rPr>
+          <w:rFonts w:ascii="Times New Roman" w:hAnsi="Times New Roman" w:cs="Times New Roman"/>
+          <w:sz w:val="22"/>
+          <w:szCs w:val="22"/>
+        </w:rPr>
+        <w:t xml:space="preserve"> – </w:t>
+      </w:r>
+      <w:r>
+        <w:rPr>
+          <w:rFonts w:ascii="Times New Roman" w:hAnsi="Times New Roman" w:cs="Times New Roman"/>
+          <w:b/>
+          <w:bCs/>
+          <w:sz w:val="22"/>
+          <w:szCs w:val="22"/>
+        </w:rPr>
+        <w:t>December 2025</w:t>
       </w:r>
     </w:p>
     <w:p>
       <w:pPr>
         <w:pBdr>
-          <w:top w:val="single" w:sz="4" w:space="1" w:color="auto"/>
+          <w:bottom w:val="single" w:sz="4" w:space="1" w:color="auto"/>
         </w:pBdr>
         <w:rPr>
           <w:rFonts w:ascii="Times New Roman" w:hAnsi="Times New Roman" w:cs="Times New Roman"/>
-          <w:i/>
-          <w:iCs/>
-          <w:sz w:val="22"/>
-          <w:szCs w:val="22"/>
-        </w:rPr>
-      </w:pPr>
-      <w:r>
-        <w:rPr>
-          <w:rFonts w:ascii="Times New Roman" w:hAnsi="Times New Roman" w:cs="Times New Roman"/>
-          <w:sz w:val="22"/>
-          <w:szCs w:val="22"/>
-        </w:rPr>
-        <w:t>Human AI Teaming (HART) Technical Group (HFES)</w:t>
-      </w:r>
-      <w:r>
-        <w:rPr>
-          <w:rFonts w:ascii="Times New Roman" w:hAnsi="Times New Roman" w:cs="Times New Roman"/>
-          <w:sz w:val="22"/>
-          <w:szCs w:val="22"/>
-        </w:rPr>
-        <w:tab/>
-      </w:r>
-      <w:r>
-        <w:rPr>
-          <w:rFonts w:ascii="Times New Roman" w:hAnsi="Times New Roman" w:cs="Times New Roman"/>
-          <w:sz w:val="22"/>
-          <w:szCs w:val="22"/>
-        </w:rPr>
-        <w:tab/>
-      </w:r>
-      <w:r>
-        <w:rPr>
-          <w:rFonts w:ascii="Times New Roman" w:hAnsi="Times New Roman" w:cs="Times New Roman"/>
-          <w:sz w:val="22"/>
-          <w:szCs w:val="22"/>
-        </w:rPr>
-        <w:tab/>
-      </w:r>
-      <w:r>
-        <w:rPr>
-          <w:rFonts w:ascii="Times New Roman" w:hAnsi="Times New Roman" w:cs="Times New Roman"/>
-          <w:sz w:val="22"/>
-          <w:szCs w:val="22"/>
-        </w:rPr>
-        <w:tab/>
-      </w:r>
-      <w:r>
-        <w:rPr>
-          <w:rFonts w:ascii="Times New Roman" w:hAnsi="Times New Roman" w:cs="Times New Roman"/>
-          <w:sz w:val="22"/>
-          <w:szCs w:val="22"/>
-        </w:rPr>
-        <w:tab/>
-      </w:r>
-      <w:r>
-        <w:rPr>
-          <w:rFonts w:ascii="Times New Roman" w:hAnsi="Times New Roman" w:cs="Times New Roman"/>
-          <w:sz w:val="22"/>
-          <w:szCs w:val="22"/>
-        </w:rPr>
-        <w:tab/>
-        <w:t xml:space="preserve">2026 – </w:t>
-      </w:r>
-      <w:r>
-        <w:rPr>
-          <w:rFonts w:ascii="Times New Roman" w:hAnsi="Times New Roman" w:cs="Times New Roman"/>
-          <w:i/>
-          <w:iCs/>
-          <w:sz w:val="22"/>
-          <w:szCs w:val="22"/>
-        </w:rPr>
-        <w:t xml:space="preserve">Present </w:t>
-      </w:r>
-    </w:p>
-    <w:p>
-      <w:pPr>
-        <w:pBdr>
-          <w:top w:val="single" w:sz="4" w:space="1" w:color="auto"/>
-        </w:pBdr>
-        <w:rPr>
-          <w:rFonts w:ascii="Times New Roman" w:hAnsi="Times New Roman" w:cs="Times New Roman"/>
+          <w:b/>
+          <w:bCs/>
           <w:sz w:val="22"/>
           <w:szCs w:val="22"/>
         </w:rPr>
@@ -5263,7 +5768,7 @@
         </w:rPr>
         <w:t xml:space="preserve">Neuroergonomics, as defined by </w:t>
       </w:r>
-      <w:hyperlink r:id="rId10" w:history="1">
+      <w:hyperlink r:id="rId11" w:history="1">
         <w:r>
           <w:rPr>
             <w:rStyle w:val="Hyperlink"/>
@@ -5322,7 +5827,7 @@
         </w:rPr>
         <w:t xml:space="preserve">The </w:t>
       </w:r>
-      <w:hyperlink r:id="rId11" w:history="1">
+      <w:hyperlink r:id="rId12" w:history="1">
         <w:r>
           <w:rPr>
             <w:rStyle w:val="Hyperlink"/>

--- a/CV/Spenceley_CV2026.docx
+++ b/CV/Spenceley_CV2026.docx
@@ -1,6 +1,6 @@
 
 <file path=word/document.xml><?xml version="1.0" encoding="utf-8"?>
-<w:document xmlns:wpc="http://schemas.microsoft.com/office/word/2010/wordprocessingCanvas" xmlns:cx="http://schemas.microsoft.com/office/drawing/2014/chartex" xmlns:cx1="http://schemas.microsoft.com/office/drawing/2015/9/8/chartex" xmlns:cx2="http://schemas.microsoft.com/office/drawing/2015/10/21/chartex" xmlns:cx3="http://schemas.microsoft.com/office/drawing/2016/5/9/chartex" xmlns:cx4="http://schemas.microsoft.com/office/drawing/2016/5/10/chartex" xmlns:cx5="http://schemas.microsoft.com/office/drawing/2016/5/11/chartex" xmlns:cx6="http://schemas.microsoft.com/office/drawing/2016/5/12/chartex" xmlns:cx7="http://schemas.microsoft.com/office/drawing/2016/5/13/chartex" xmlns:cx8="http://schemas.microsoft.com/office/drawing/2016/5/14/chartex" xmlns:mc="http://schemas.openxmlformats.org/markup-compatibility/2006" xmlns:aink="http://schemas.microsoft.com/office/drawing/2016/ink" xmlns:am3d="http://schemas.microsoft.com/office/drawing/2017/model3d" xmlns:o="urn:schemas-microsoft-com:office:office" xmlns:oel="http://schemas.microsoft.com/office/2019/extlst" xmlns:r="http://schemas.openxmlformats.org/officeDocument/2006/relationships" xmlns:m="http://schemas.openxmlformats.org/officeDocument/2006/math" xmlns:v="urn:schemas-microsoft-com:vml" xmlns:wp14="http://schemas.microsoft.com/office/word/2010/wordprocessingDrawing" xmlns:wp="http://schemas.openxmlformats.org/drawingml/2006/wordprocessingDrawing" xmlns:w10="urn:schemas-microsoft-com:office:word" xmlns:w="http://schemas.openxmlformats.org/wordprocessingml/2006/main" xmlns:w14="http://schemas.microsoft.com/office/word/2010/wordml" xmlns:w15="http://schemas.microsoft.com/office/word/2012/wordml" xmlns:w16cex="http://schemas.microsoft.com/office/word/2018/wordml/cex" xmlns:w16cid="http://schemas.microsoft.com/office/word/2016/wordml/cid" xmlns:w16="http://schemas.microsoft.com/office/word/2018/wordml" xmlns:w16du="http://schemas.microsoft.com/office/word/2023/wordml/word16du" xmlns:w16sdtdh="http://schemas.microsoft.com/office/word/2020/wordml/sdtdatahash" xmlns:w16sdtfl="http://schemas.microsoft.com/office/word/2024/wordml/sdtformatlock" xmlns:w16se="http://schemas.microsoft.com/office/word/2015/wordml/symex" xmlns:wpg="http://schemas.microsoft.com/office/word/2010/wordprocessingGroup" xmlns:wpi="http://schemas.microsoft.com/office/word/2010/wordprocessingInk" xmlns:wne="http://schemas.microsoft.com/office/word/2006/wordml" xmlns:wps="http://schemas.microsoft.com/office/word/2010/wordprocessingShape" mc:Ignorable="w14 w15 w16se w16cid w16 w16cex w16sdtdh w16sdtfl w16du wp14">
+<w:document xmlns:wpc="http://schemas.microsoft.com/office/word/2010/wordprocessingCanvas" xmlns:cx="http://schemas.microsoft.com/office/drawing/2014/chartex" xmlns:cx1="http://schemas.microsoft.com/office/drawing/2015/9/8/chartex" xmlns:cx2="http://schemas.microsoft.com/office/drawing/2015/10/21/chartex" xmlns:cx3="http://schemas.microsoft.com/office/drawing/2016/5/9/chartex" xmlns:cx4="http://schemas.microsoft.com/office/drawing/2016/5/10/chartex" xmlns:cx5="http://schemas.microsoft.com/office/drawing/2016/5/11/chartex" xmlns:cx6="http://schemas.microsoft.com/office/drawing/2016/5/12/chartex" xmlns:cx7="http://schemas.microsoft.com/office/drawing/2016/5/13/chartex" xmlns:cx8="http://schemas.microsoft.com/office/drawing/2016/5/14/chartex" xmlns:mc="http://schemas.openxmlformats.org/markup-compatibility/2006" xmlns:m="http://schemas.openxmlformats.org/officeDocument/2006/math" xmlns:aink="http://schemas.microsoft.com/office/drawing/2016/ink" xmlns:am3d="http://schemas.microsoft.com/office/drawing/2017/model3d" xmlns:oel="http://schemas.microsoft.com/office/2019/extlst" xmlns:r="http://schemas.openxmlformats.org/officeDocument/2006/relationships" xmlns:wp14="http://schemas.microsoft.com/office/word/2010/wordprocessingDrawing" xmlns:wp="http://schemas.openxmlformats.org/drawingml/2006/wordprocessingDrawing" xmlns:wpg="http://schemas.microsoft.com/office/word/2010/wordprocessingGroup" xmlns:wpi="http://schemas.microsoft.com/office/word/2010/wordprocessingInk" xmlns:wps="http://schemas.microsoft.com/office/word/2010/wordprocessingShape" xmlns:o="urn:schemas-microsoft-com:office:office" xmlns:v="urn:schemas-microsoft-com:vml" xmlns:w10="urn:schemas-microsoft-com:office:word" xmlns:w="http://schemas.openxmlformats.org/wordprocessingml/2006/main" xmlns:w14="http://schemas.microsoft.com/office/word/2010/wordml" xmlns:w15="http://schemas.microsoft.com/office/word/2012/wordml" xmlns:w16cex="http://schemas.microsoft.com/office/word/2018/wordml/cex" xmlns:w16cid="http://schemas.microsoft.com/office/word/2016/wordml/cid" xmlns:w16="http://schemas.microsoft.com/office/word/2018/wordml" xmlns:w16sdtdh="http://schemas.microsoft.com/office/word/2020/wordml/sdtdatahash" xmlns:w16sdtfl="http://schemas.microsoft.com/office/word/2024/wordml/sdtformatlock" xmlns:w16se="http://schemas.microsoft.com/office/word/2015/wordml/symex" xmlns:w16du="http://schemas.microsoft.com/office/word/2023/wordml/word16du" xmlns:wne="http://schemas.microsoft.com/office/word/2006/wordml" mc:Ignorable="w14 w15 w16se w16cid w16 w16cex w16sdtdh w16sdtfl w16du wp14">
   <w:body>
     <w:p>
       <w:pPr>
@@ -135,18 +135,6 @@
     </w:p>
     <w:p>
       <w:pPr>
-        <w:jc w:val="center"/>
-        <w:rPr>
-          <w:rFonts w:ascii="Times New Roman" w:hAnsi="Times New Roman" w:cs="Times New Roman"/>
-          <w:b/>
-          <w:bCs/>
-          <w:sz w:val="22"/>
-          <w:szCs w:val="22"/>
-        </w:rPr>
-      </w:pPr>
-    </w:p>
-    <w:p>
-      <w:pPr>
         <w:pBdr>
           <w:bottom w:val="single" w:sz="4" w:space="1" w:color="auto"/>
         </w:pBdr>
@@ -233,25 +221,7 @@
             <w:sz w:val="22"/>
             <w:szCs w:val="22"/>
           </w:rPr>
-          <w:t>Google S</w:t>
-        </w:r>
-        <w:r>
-          <w:rPr>
-            <w:rStyle w:val="Hyperlink"/>
-            <w:rFonts w:ascii="Times New Roman" w:hAnsi="Times New Roman" w:cs="Times New Roman"/>
-            <w:sz w:val="22"/>
-            <w:szCs w:val="22"/>
-          </w:rPr>
-          <w:t>c</w:t>
-        </w:r>
-        <w:r>
-          <w:rPr>
-            <w:rStyle w:val="Hyperlink"/>
-            <w:rFonts w:ascii="Times New Roman" w:hAnsi="Times New Roman" w:cs="Times New Roman"/>
-            <w:sz w:val="22"/>
-            <w:szCs w:val="22"/>
-          </w:rPr>
-          <w:t>holar</w:t>
+          <w:t>Google Scholar</w:t>
         </w:r>
       </w:hyperlink>
     </w:p>
@@ -321,47 +291,39 @@
           <w:sz w:val="22"/>
           <w:szCs w:val="22"/>
         </w:rPr>
-        <w:t>My research interests revolve around how humans interact with robots and other forms of embodied automation. As robots</w:t>
-      </w:r>
-      <w:r>
-        <w:rPr>
-          <w:rFonts w:ascii="Times New Roman" w:hAnsi="Times New Roman" w:cs="Times New Roman"/>
-          <w:sz w:val="22"/>
-          <w:szCs w:val="22"/>
-        </w:rPr>
-        <w:t xml:space="preserve"> and automation</w:t>
-      </w:r>
-      <w:r>
-        <w:rPr>
-          <w:rFonts w:ascii="Times New Roman" w:hAnsi="Times New Roman" w:cs="Times New Roman"/>
-          <w:sz w:val="22"/>
-          <w:szCs w:val="22"/>
-        </w:rPr>
-        <w:t xml:space="preserve"> become more sophisticated, </w:t>
-      </w:r>
-      <w:r>
-        <w:rPr>
-          <w:rFonts w:ascii="Times New Roman" w:hAnsi="Times New Roman" w:cs="Times New Roman"/>
-          <w:sz w:val="22"/>
-          <w:szCs w:val="22"/>
-        </w:rPr>
-        <w:t xml:space="preserve">the next step </w:t>
-      </w:r>
-      <w:r>
-        <w:rPr>
-          <w:rFonts w:ascii="Times New Roman" w:hAnsi="Times New Roman" w:cs="Times New Roman"/>
-          <w:sz w:val="22"/>
-          <w:szCs w:val="22"/>
-        </w:rPr>
-        <w:t>towards</w:t>
-      </w:r>
-      <w:r>
-        <w:rPr>
-          <w:rFonts w:ascii="Times New Roman" w:hAnsi="Times New Roman" w:cs="Times New Roman"/>
-          <w:sz w:val="22"/>
-          <w:szCs w:val="22"/>
-        </w:rPr>
-        <w:t xml:space="preserve"> implementation is understanding operator states (cognitive and physical) and how to adapt agent behavior appropriately using physiological data. </w:t>
+        <w:t xml:space="preserve">My research interests revolve around how humans interact with </w:t>
+      </w:r>
+      <w:r>
+        <w:rPr>
+          <w:rFonts w:ascii="Times New Roman" w:hAnsi="Times New Roman" w:cs="Times New Roman"/>
+          <w:sz w:val="22"/>
+          <w:szCs w:val="22"/>
+        </w:rPr>
+        <w:t>AI</w:t>
+      </w:r>
+      <w:r>
+        <w:rPr>
+          <w:rFonts w:ascii="Times New Roman" w:hAnsi="Times New Roman" w:cs="Times New Roman"/>
+          <w:sz w:val="22"/>
+          <w:szCs w:val="22"/>
+        </w:rPr>
+        <w:t xml:space="preserve"> and embodied automation. </w:t>
+      </w:r>
+      <w:r>
+        <w:rPr>
+          <w:rFonts w:ascii="Times New Roman" w:hAnsi="Times New Roman" w:cs="Times New Roman"/>
+          <w:sz w:val="22"/>
+          <w:szCs w:val="22"/>
+        </w:rPr>
+        <w:t xml:space="preserve">My work seeks to support the implementation of AI in high risk and dynamic teaming environments (healthcare, search and rescue, etc.), through refining how information is presented, the form factor of AI systems, and </w:t>
+      </w:r>
+      <w:r>
+        <w:rPr>
+          <w:rFonts w:ascii="Times New Roman" w:hAnsi="Times New Roman" w:cs="Times New Roman"/>
+          <w:sz w:val="22"/>
+          <w:szCs w:val="22"/>
+        </w:rPr>
+        <w:t>designing automation to enhance collaboration among human team members.</w:t>
       </w:r>
     </w:p>
     <w:p>
@@ -397,7 +359,47 @@
           <w:sz w:val="22"/>
           <w:szCs w:val="22"/>
         </w:rPr>
-        <w:t xml:space="preserve"> Human-Robot Interactions, Human-Automation Teaming, Neuroergonomics</w:t>
+        <w:t xml:space="preserve"> </w:t>
+      </w:r>
+      <w:r>
+        <w:rPr>
+          <w:rFonts w:ascii="Times New Roman" w:hAnsi="Times New Roman" w:cs="Times New Roman"/>
+          <w:sz w:val="22"/>
+          <w:szCs w:val="22"/>
+        </w:rPr>
+        <w:t>Human-AI Teaming,</w:t>
+      </w:r>
+      <w:r>
+        <w:rPr>
+          <w:rFonts w:ascii="Times New Roman" w:hAnsi="Times New Roman" w:cs="Times New Roman"/>
+          <w:sz w:val="22"/>
+          <w:szCs w:val="22"/>
+        </w:rPr>
+        <w:t xml:space="preserve"> </w:t>
+      </w:r>
+      <w:r>
+        <w:rPr>
+          <w:rFonts w:ascii="Times New Roman" w:hAnsi="Times New Roman" w:cs="Times New Roman"/>
+          <w:sz w:val="22"/>
+          <w:szCs w:val="22"/>
+        </w:rPr>
+        <w:t xml:space="preserve">Human-Robot Interaction, </w:t>
+      </w:r>
+      <w:r>
+        <w:rPr>
+          <w:rFonts w:ascii="Times New Roman" w:hAnsi="Times New Roman" w:cs="Times New Roman"/>
+          <w:sz w:val="22"/>
+          <w:szCs w:val="22"/>
+        </w:rPr>
+        <w:t>Human Factors</w:t>
+      </w:r>
+      <w:r>
+        <w:rPr>
+          <w:rFonts w:ascii="Times New Roman" w:hAnsi="Times New Roman" w:cs="Times New Roman"/>
+          <w:sz w:val="22"/>
+          <w:szCs w:val="22"/>
+        </w:rPr>
+        <w:t>, Neuroergonomics</w:t>
       </w:r>
       <w:hyperlink w:anchor="One" w:history="1">
         <w:r>
@@ -417,23 +419,7 @@
           <w:sz w:val="22"/>
           <w:szCs w:val="22"/>
         </w:rPr>
-        <w:t xml:space="preserve">, </w:t>
-      </w:r>
-      <w:r>
-        <w:rPr>
-          <w:rFonts w:ascii="Times New Roman" w:hAnsi="Times New Roman" w:cs="Times New Roman"/>
-          <w:sz w:val="22"/>
-          <w:szCs w:val="22"/>
-        </w:rPr>
-        <w:t>Embodied</w:t>
-      </w:r>
-      <w:r>
-        <w:rPr>
-          <w:rFonts w:ascii="Times New Roman" w:hAnsi="Times New Roman" w:cs="Times New Roman"/>
-          <w:sz w:val="22"/>
-          <w:szCs w:val="22"/>
-        </w:rPr>
-        <w:t xml:space="preserve"> Automation.</w:t>
+        <w:t>.</w:t>
       </w:r>
     </w:p>
     <w:p>
@@ -688,7 +674,19 @@
           <w:sz w:val="22"/>
           <w:szCs w:val="22"/>
         </w:rPr>
-        <w:t>Expected Graduation Date – Fall 2029</w:t>
+        <w:t>Expected Graduation Date – Fall 202</w:t>
+      </w:r>
+      <w:r>
+        <w:rPr>
+          <w:rFonts w:ascii="Times New Roman" w:hAnsi="Times New Roman" w:cs="Times New Roman"/>
+          <w:b/>
+          <w:bCs/>
+          <w:i/>
+          <w:iCs/>
+          <w:sz w:val="22"/>
+          <w:szCs w:val="22"/>
+        </w:rPr>
+        <w:t>8</w:t>
       </w:r>
     </w:p>
     <w:p>
@@ -873,24 +871,41 @@
           <w:sz w:val="22"/>
           <w:szCs w:val="22"/>
         </w:rPr>
-        <w:t xml:space="preserve">Bachelor of Science in Psychology </w:t>
-      </w:r>
-    </w:p>
-    <w:p>
-      <w:pPr>
-        <w:rPr>
-          <w:rFonts w:ascii="Times New Roman" w:hAnsi="Times New Roman" w:cs="Times New Roman"/>
-          <w:sz w:val="22"/>
-          <w:szCs w:val="22"/>
-        </w:rPr>
-      </w:pPr>
-      <w:r>
-        <w:rPr>
-          <w:rFonts w:ascii="Times New Roman" w:hAnsi="Times New Roman" w:cs="Times New Roman"/>
-          <w:sz w:val="22"/>
-          <w:szCs w:val="22"/>
-        </w:rPr>
-        <w:t xml:space="preserve">Major: Psychology </w:t>
+        <w:t>Bachelor of Science</w:t>
+      </w:r>
+      <w:r>
+        <w:rPr>
+          <w:rFonts w:ascii="Times New Roman" w:hAnsi="Times New Roman" w:cs="Times New Roman"/>
+          <w:color w:val="000000" w:themeColor="text1"/>
+          <w:sz w:val="22"/>
+          <w:szCs w:val="22"/>
+        </w:rPr>
+        <w:t xml:space="preserve"> </w:t>
+      </w:r>
+      <w:r>
+        <w:rPr>
+          <w:rFonts w:ascii="Times New Roman" w:hAnsi="Times New Roman" w:cs="Times New Roman"/>
+          <w:sz w:val="22"/>
+          <w:szCs w:val="22"/>
+        </w:rPr>
+        <w:t>–</w:t>
+      </w:r>
+      <w:r>
+        <w:rPr>
+          <w:rFonts w:ascii="Times New Roman" w:hAnsi="Times New Roman" w:cs="Times New Roman"/>
+          <w:sz w:val="22"/>
+          <w:szCs w:val="22"/>
+        </w:rPr>
+        <w:t xml:space="preserve"> </w:t>
+      </w:r>
+      <w:r>
+        <w:rPr>
+          <w:rFonts w:ascii="Times New Roman" w:hAnsi="Times New Roman" w:cs="Times New Roman"/>
+          <w:color w:val="000000" w:themeColor="text1"/>
+          <w:sz w:val="22"/>
+          <w:szCs w:val="22"/>
+        </w:rPr>
+        <w:t xml:space="preserve">Psychology </w:t>
       </w:r>
       <w:r>
         <w:rPr>
@@ -1182,10 +1197,36 @@
       <w:r>
         <w:rPr>
           <w:rFonts w:ascii="Times New Roman" w:hAnsi="Times New Roman" w:cs="Times New Roman"/>
+          <w:i/>
+          <w:iCs/>
+          <w:sz w:val="22"/>
+          <w:szCs w:val="22"/>
+        </w:rPr>
+        <w:t>s</w:t>
+      </w:r>
+      <w:r>
+        <w:rPr>
+          <w:rFonts w:ascii="Times New Roman" w:hAnsi="Times New Roman" w:cs="Times New Roman"/>
           <w:sz w:val="22"/>
           <w:szCs w:val="22"/>
         </w:rPr>
         <w:t>: Physical Human-Robot Interaction</w:t>
+      </w:r>
+      <w:r>
+        <w:rPr>
+          <w:rFonts w:ascii="Times New Roman" w:hAnsi="Times New Roman" w:cs="Times New Roman"/>
+          <w:sz w:val="22"/>
+          <w:szCs w:val="22"/>
+        </w:rPr>
+        <w:t xml:space="preserve">, </w:t>
+      </w:r>
+      <w:r>
+        <w:rPr>
+          <w:rFonts w:ascii="Times New Roman" w:hAnsi="Times New Roman" w:cs="Times New Roman"/>
+          <w:sz w:val="22"/>
+          <w:szCs w:val="22"/>
+        </w:rPr>
+        <w:t>Trust in Multi-Human Robot Teams</w:t>
       </w:r>
     </w:p>
     <w:p>
@@ -1343,7 +1384,7 @@
         <w:pStyle w:val="ListParagraph"/>
         <w:numPr>
           <w:ilvl w:val="0"/>
-          <w:numId w:val="2"/>
+          <w:numId w:val="3"/>
         </w:numPr>
         <w:rPr>
           <w:rFonts w:ascii="Times New Roman" w:hAnsi="Times New Roman" w:cs="Times New Roman"/>
@@ -1357,44 +1398,57 @@
           <w:sz w:val="22"/>
           <w:szCs w:val="22"/>
         </w:rPr>
-        <w:t>Data analysis on the previously listed methodologies.</w:t>
-      </w:r>
-    </w:p>
-    <w:p>
-      <w:pPr>
-        <w:pStyle w:val="ListParagraph"/>
-        <w:rPr>
-          <w:rFonts w:ascii="Times New Roman" w:hAnsi="Times New Roman" w:cs="Times New Roman"/>
-          <w:sz w:val="22"/>
-          <w:szCs w:val="22"/>
-        </w:rPr>
-      </w:pPr>
-    </w:p>
-    <w:p>
-      <w:pPr>
-        <w:rPr>
-          <w:rFonts w:ascii="Times New Roman" w:hAnsi="Times New Roman" w:cs="Times New Roman"/>
-          <w:sz w:val="22"/>
-          <w:szCs w:val="22"/>
-        </w:rPr>
-      </w:pPr>
-      <w:r>
-        <w:rPr>
-          <w:rFonts w:ascii="Times New Roman" w:hAnsi="Times New Roman" w:cs="Times New Roman"/>
-          <w:i/>
-          <w:iCs/>
-          <w:sz w:val="22"/>
-          <w:szCs w:val="22"/>
-        </w:rPr>
-        <w:t xml:space="preserve">Project: </w:t>
-      </w:r>
-      <w:r>
-        <w:rPr>
-          <w:rFonts w:ascii="Times New Roman" w:hAnsi="Times New Roman" w:cs="Times New Roman"/>
-          <w:sz w:val="22"/>
-          <w:szCs w:val="22"/>
-        </w:rPr>
-        <w:t>Trust in Multi-Human Robot Teams</w:t>
+        <w:t xml:space="preserve">Analysis of EEG data using power spectrum density </w:t>
+      </w:r>
+      <w:r>
+        <w:rPr>
+          <w:rFonts w:ascii="Times New Roman" w:hAnsi="Times New Roman" w:cs="Times New Roman"/>
+          <w:sz w:val="22"/>
+          <w:szCs w:val="22"/>
+        </w:rPr>
+        <w:t xml:space="preserve">and </w:t>
+      </w:r>
+      <w:proofErr w:type="spellStart"/>
+      <w:r>
+        <w:rPr>
+          <w:rFonts w:ascii="Times New Roman" w:hAnsi="Times New Roman" w:cs="Times New Roman"/>
+          <w:sz w:val="22"/>
+          <w:szCs w:val="22"/>
+        </w:rPr>
+        <w:t>hyperscanning</w:t>
+      </w:r>
+      <w:proofErr w:type="spellEnd"/>
+      <w:r>
+        <w:rPr>
+          <w:rFonts w:ascii="Times New Roman" w:hAnsi="Times New Roman" w:cs="Times New Roman"/>
+          <w:sz w:val="22"/>
+          <w:szCs w:val="22"/>
+        </w:rPr>
+        <w:t xml:space="preserve"> </w:t>
+      </w:r>
+      <w:r>
+        <w:rPr>
+          <w:rFonts w:ascii="Times New Roman" w:hAnsi="Times New Roman" w:cs="Times New Roman"/>
+          <w:sz w:val="22"/>
+          <w:szCs w:val="22"/>
+        </w:rPr>
+        <w:t>analys</w:t>
+      </w:r>
+      <w:r>
+        <w:rPr>
+          <w:rFonts w:ascii="Times New Roman" w:hAnsi="Times New Roman" w:cs="Times New Roman"/>
+          <w:sz w:val="22"/>
+          <w:szCs w:val="22"/>
+        </w:rPr>
+        <w:t>e</w:t>
+      </w:r>
+      <w:r>
+        <w:rPr>
+          <w:rFonts w:ascii="Times New Roman" w:hAnsi="Times New Roman" w:cs="Times New Roman"/>
+          <w:sz w:val="22"/>
+          <w:szCs w:val="22"/>
+        </w:rPr>
+        <w:t xml:space="preserve">s, collected from a virtual reality disaster robotics experiment. </w:t>
       </w:r>
     </w:p>
     <w:p>
@@ -1416,325 +1470,263 @@
           <w:sz w:val="22"/>
           <w:szCs w:val="22"/>
         </w:rPr>
-        <w:t xml:space="preserve">Analysis of EEG data using power spectrum density </w:t>
-      </w:r>
-      <w:r>
-        <w:rPr>
-          <w:rFonts w:ascii="Times New Roman" w:hAnsi="Times New Roman" w:cs="Times New Roman"/>
-          <w:sz w:val="22"/>
-          <w:szCs w:val="22"/>
-        </w:rPr>
-        <w:t xml:space="preserve">and </w:t>
-      </w:r>
-      <w:proofErr w:type="spellStart"/>
-      <w:r>
-        <w:rPr>
-          <w:rFonts w:ascii="Times New Roman" w:hAnsi="Times New Roman" w:cs="Times New Roman"/>
-          <w:sz w:val="22"/>
-          <w:szCs w:val="22"/>
-        </w:rPr>
-        <w:t>hyperscanning</w:t>
-      </w:r>
-      <w:proofErr w:type="spellEnd"/>
-      <w:r>
-        <w:rPr>
-          <w:rFonts w:ascii="Times New Roman" w:hAnsi="Times New Roman" w:cs="Times New Roman"/>
-          <w:sz w:val="22"/>
-          <w:szCs w:val="22"/>
+        <w:t>MATLAB, EEGLAB, &amp; ERPLAB</w:t>
+      </w:r>
+    </w:p>
+    <w:p>
+      <w:pPr>
+        <w:pStyle w:val="ListParagraph"/>
+        <w:rPr>
+          <w:rFonts w:ascii="Times New Roman" w:hAnsi="Times New Roman" w:cs="Times New Roman"/>
+        </w:rPr>
+      </w:pPr>
+    </w:p>
+    <w:p>
+      <w:pPr>
+        <w:rPr>
+          <w:rFonts w:ascii="Times New Roman" w:hAnsi="Times New Roman" w:cs="Times New Roman"/>
+          <w:i/>
+          <w:iCs/>
+          <w:sz w:val="22"/>
+          <w:szCs w:val="22"/>
+        </w:rPr>
+      </w:pPr>
+      <w:r>
+        <w:rPr>
+          <w:rFonts w:ascii="Times New Roman" w:hAnsi="Times New Roman" w:cs="Times New Roman"/>
+          <w:b/>
+          <w:bCs/>
+        </w:rPr>
+        <w:t>National Science Foundation</w:t>
+      </w:r>
+      <w:r>
+        <w:rPr>
+          <w:rFonts w:ascii="Times New Roman" w:hAnsi="Times New Roman" w:cs="Times New Roman"/>
+          <w:b/>
+          <w:bCs/>
+        </w:rPr>
+        <w:t xml:space="preserve"> (NSF)</w:t>
+      </w:r>
+      <w:r>
+        <w:rPr>
+          <w:rFonts w:ascii="Times New Roman" w:hAnsi="Times New Roman" w:cs="Times New Roman"/>
+          <w:b/>
+          <w:bCs/>
+        </w:rPr>
+        <w:t xml:space="preserve"> Research Traineeship (NRT</w:t>
+      </w:r>
+      <w:r>
+        <w:rPr>
+          <w:rFonts w:ascii="Times New Roman" w:hAnsi="Times New Roman" w:cs="Times New Roman"/>
+          <w:b/>
+          <w:bCs/>
+        </w:rPr>
+        <w:t>+</w:t>
+      </w:r>
+      <w:r>
+        <w:rPr>
+          <w:rFonts w:ascii="Times New Roman" w:hAnsi="Times New Roman" w:cs="Times New Roman"/>
+          <w:b/>
+          <w:bCs/>
+        </w:rPr>
+        <w:t>) Trainee</w:t>
+      </w:r>
+      <w:r>
+        <w:rPr>
+          <w:rFonts w:ascii="Times New Roman" w:hAnsi="Times New Roman" w:cs="Times New Roman"/>
+          <w:b/>
+          <w:bCs/>
         </w:rPr>
         <w:t xml:space="preserve"> </w:t>
       </w:r>
       <w:r>
         <w:rPr>
           <w:rFonts w:ascii="Times New Roman" w:hAnsi="Times New Roman" w:cs="Times New Roman"/>
-          <w:sz w:val="22"/>
-          <w:szCs w:val="22"/>
-        </w:rPr>
-        <w:t>analys</w:t>
-      </w:r>
-      <w:r>
-        <w:rPr>
-          <w:rFonts w:ascii="Times New Roman" w:hAnsi="Times New Roman" w:cs="Times New Roman"/>
-          <w:sz w:val="22"/>
-          <w:szCs w:val="22"/>
-        </w:rPr>
-        <w:t>e</w:t>
-      </w:r>
-      <w:r>
-        <w:rPr>
-          <w:rFonts w:ascii="Times New Roman" w:hAnsi="Times New Roman" w:cs="Times New Roman"/>
-          <w:sz w:val="22"/>
-          <w:szCs w:val="22"/>
-        </w:rPr>
-        <w:t xml:space="preserve">s, collected from a virtual reality disaster robotics experiment. </w:t>
-      </w:r>
-    </w:p>
-    <w:p>
-      <w:pPr>
-        <w:pStyle w:val="ListParagraph"/>
-        <w:numPr>
-          <w:ilvl w:val="0"/>
-          <w:numId w:val="3"/>
-        </w:numPr>
-        <w:rPr>
-          <w:rFonts w:ascii="Times New Roman" w:hAnsi="Times New Roman" w:cs="Times New Roman"/>
-          <w:sz w:val="22"/>
-          <w:szCs w:val="22"/>
-        </w:rPr>
-      </w:pPr>
-      <w:r>
-        <w:rPr>
-          <w:rFonts w:ascii="Times New Roman" w:hAnsi="Times New Roman" w:cs="Times New Roman"/>
-          <w:sz w:val="22"/>
-          <w:szCs w:val="22"/>
-        </w:rPr>
-        <w:t>MATLAB, EEGLAB, &amp; ERPLAB</w:t>
-      </w:r>
-    </w:p>
-    <w:p>
-      <w:pPr>
-        <w:pStyle w:val="ListParagraph"/>
-        <w:rPr>
-          <w:rFonts w:ascii="Times New Roman" w:hAnsi="Times New Roman" w:cs="Times New Roman"/>
-        </w:rPr>
-      </w:pPr>
-    </w:p>
-    <w:p>
-      <w:pPr>
-        <w:rPr>
-          <w:rFonts w:ascii="Times New Roman" w:hAnsi="Times New Roman" w:cs="Times New Roman"/>
-          <w:i/>
-          <w:iCs/>
-          <w:sz w:val="22"/>
-          <w:szCs w:val="22"/>
-        </w:rPr>
-      </w:pPr>
-      <w:r>
-        <w:rPr>
-          <w:rFonts w:ascii="Times New Roman" w:hAnsi="Times New Roman" w:cs="Times New Roman"/>
-          <w:b/>
-          <w:bCs/>
-        </w:rPr>
-        <w:t>National Science Foundation</w:t>
-      </w:r>
-      <w:r>
-        <w:rPr>
-          <w:rFonts w:ascii="Times New Roman" w:hAnsi="Times New Roman" w:cs="Times New Roman"/>
-          <w:b/>
-          <w:bCs/>
-        </w:rPr>
-        <w:t xml:space="preserve"> (NSF)</w:t>
-      </w:r>
-      <w:r>
-        <w:rPr>
-          <w:rFonts w:ascii="Times New Roman" w:hAnsi="Times New Roman" w:cs="Times New Roman"/>
-          <w:b/>
-          <w:bCs/>
-        </w:rPr>
-        <w:t xml:space="preserve"> Research Traineeship (NRT</w:t>
-      </w:r>
-      <w:r>
-        <w:rPr>
-          <w:rFonts w:ascii="Times New Roman" w:hAnsi="Times New Roman" w:cs="Times New Roman"/>
-          <w:b/>
-          <w:bCs/>
-        </w:rPr>
-        <w:t>+</w:t>
-      </w:r>
-      <w:r>
-        <w:rPr>
-          <w:rFonts w:ascii="Times New Roman" w:hAnsi="Times New Roman" w:cs="Times New Roman"/>
-          <w:b/>
-          <w:bCs/>
-        </w:rPr>
-        <w:t>) Trainee</w:t>
-      </w:r>
-      <w:r>
-        <w:rPr>
-          <w:rFonts w:ascii="Times New Roman" w:hAnsi="Times New Roman" w:cs="Times New Roman"/>
-          <w:b/>
-          <w:bCs/>
+          <w:b/>
+          <w:bCs/>
+          <w:sz w:val="22"/>
+          <w:szCs w:val="22"/>
+        </w:rPr>
+        <w:tab/>
+      </w:r>
+      <w:r>
+        <w:rPr>
+          <w:rFonts w:ascii="Times New Roman" w:hAnsi="Times New Roman" w:cs="Times New Roman"/>
+          <w:b/>
+          <w:bCs/>
+          <w:sz w:val="22"/>
+          <w:szCs w:val="22"/>
+        </w:rPr>
+        <w:t xml:space="preserve">     </w:t>
+      </w:r>
+      <w:r>
+        <w:rPr>
+          <w:rFonts w:ascii="Times New Roman" w:hAnsi="Times New Roman" w:cs="Times New Roman"/>
+          <w:sz w:val="22"/>
+          <w:szCs w:val="22"/>
+        </w:rPr>
+        <w:t xml:space="preserve">Jan. 2025 – </w:t>
+      </w:r>
+      <w:r>
+        <w:rPr>
+          <w:rFonts w:ascii="Times New Roman" w:hAnsi="Times New Roman" w:cs="Times New Roman"/>
+          <w:i/>
+          <w:iCs/>
+          <w:sz w:val="22"/>
+          <w:szCs w:val="22"/>
+        </w:rPr>
+        <w:t xml:space="preserve">Present </w:t>
+      </w:r>
+    </w:p>
+    <w:p>
+      <w:pPr>
+        <w:rPr>
+          <w:rFonts w:ascii="Times New Roman" w:hAnsi="Times New Roman" w:cs="Times New Roman"/>
+          <w:i/>
+          <w:iCs/>
+          <w:sz w:val="22"/>
+          <w:szCs w:val="22"/>
+        </w:rPr>
+      </w:pPr>
+      <w:r>
+        <w:rPr>
+          <w:rFonts w:ascii="Times New Roman" w:hAnsi="Times New Roman" w:cs="Times New Roman"/>
+          <w:i/>
+          <w:iCs/>
+          <w:sz w:val="22"/>
+          <w:szCs w:val="22"/>
+        </w:rPr>
+        <w:t>Department of Computer Science</w:t>
+      </w:r>
+      <w:r>
+        <w:rPr>
+          <w:rFonts w:ascii="Times New Roman" w:hAnsi="Times New Roman" w:cs="Times New Roman"/>
+          <w:i/>
+          <w:iCs/>
+          <w:sz w:val="22"/>
+          <w:szCs w:val="22"/>
+        </w:rPr>
+        <w:t xml:space="preserve"> - Integrating Robotics into the Future of Work </w:t>
+      </w:r>
+      <w:r>
+        <w:rPr>
+          <w:rFonts w:ascii="Times New Roman" w:hAnsi="Times New Roman" w:cs="Times New Roman"/>
+          <w:i/>
+          <w:iCs/>
+          <w:sz w:val="22"/>
+          <w:szCs w:val="22"/>
+        </w:rPr>
+        <w:t>(INTEGRATE)</w:t>
+      </w:r>
+    </w:p>
+    <w:p>
+      <w:pPr>
+        <w:rPr>
+          <w:rFonts w:ascii="Times New Roman" w:hAnsi="Times New Roman" w:cs="Times New Roman"/>
+          <w:i/>
+          <w:iCs/>
+          <w:sz w:val="22"/>
+          <w:szCs w:val="22"/>
+        </w:rPr>
+      </w:pPr>
+      <w:r>
+        <w:rPr>
+          <w:rFonts w:ascii="Times New Roman" w:hAnsi="Times New Roman" w:cs="Times New Roman"/>
+          <w:i/>
+          <w:iCs/>
+          <w:sz w:val="22"/>
+          <w:szCs w:val="22"/>
+        </w:rPr>
+        <w:t>University of Wisconsin-Madison</w:t>
+      </w:r>
+    </w:p>
+    <w:p>
+      <w:pPr>
+        <w:rPr>
+          <w:rFonts w:ascii="Times New Roman" w:hAnsi="Times New Roman" w:cs="Times New Roman"/>
+          <w:i/>
+          <w:iCs/>
+          <w:sz w:val="22"/>
+          <w:szCs w:val="22"/>
+        </w:rPr>
+      </w:pPr>
+      <w:r>
+        <w:rPr>
+          <w:rFonts w:ascii="Times New Roman" w:hAnsi="Times New Roman" w:cs="Times New Roman"/>
+          <w:i/>
+          <w:iCs/>
+          <w:sz w:val="22"/>
+          <w:szCs w:val="22"/>
+        </w:rPr>
+        <w:t>Principal Investigator: Dr. Bilge Mutlu</w:t>
+      </w:r>
+    </w:p>
+    <w:p>
+      <w:pPr>
+        <w:rPr>
+          <w:rFonts w:ascii="Times New Roman" w:hAnsi="Times New Roman" w:cs="Times New Roman"/>
+          <w:i/>
+          <w:iCs/>
+          <w:sz w:val="22"/>
+          <w:szCs w:val="22"/>
+        </w:rPr>
+      </w:pPr>
+    </w:p>
+    <w:p>
+      <w:pPr>
+        <w:rPr>
+          <w:rFonts w:ascii="Times New Roman" w:hAnsi="Times New Roman" w:cs="Times New Roman"/>
+          <w:i/>
+          <w:iCs/>
+          <w:sz w:val="22"/>
+          <w:szCs w:val="22"/>
+        </w:rPr>
+      </w:pPr>
+      <w:r>
+        <w:rPr>
+          <w:rFonts w:ascii="Times New Roman" w:hAnsi="Times New Roman" w:cs="Times New Roman"/>
+          <w:i/>
+          <w:iCs/>
+          <w:sz w:val="22"/>
+          <w:szCs w:val="22"/>
+        </w:rPr>
+        <w:t>Project</w:t>
+      </w:r>
+      <w:r>
+        <w:rPr>
+          <w:rFonts w:ascii="Times New Roman" w:hAnsi="Times New Roman" w:cs="Times New Roman"/>
+          <w:sz w:val="22"/>
+          <w:szCs w:val="22"/>
+        </w:rPr>
+        <w:t xml:space="preserve">: </w:t>
+      </w:r>
+      <w:r>
+        <w:rPr>
+          <w:rFonts w:ascii="Times New Roman" w:hAnsi="Times New Roman" w:cs="Times New Roman"/>
+          <w:sz w:val="22"/>
+          <w:szCs w:val="22"/>
+        </w:rPr>
+        <w:t>Comfort Survey</w:t>
+      </w:r>
+      <w:r>
+        <w:rPr>
+          <w:rFonts w:ascii="Times New Roman" w:hAnsi="Times New Roman" w:cs="Times New Roman"/>
+          <w:i/>
+          <w:iCs/>
+          <w:sz w:val="22"/>
+          <w:szCs w:val="22"/>
         </w:rPr>
         <w:t xml:space="preserve"> </w:t>
       </w:r>
       <w:r>
         <w:rPr>
           <w:rFonts w:ascii="Times New Roman" w:hAnsi="Times New Roman" w:cs="Times New Roman"/>
-          <w:b/>
-          <w:bCs/>
-          <w:sz w:val="22"/>
-          <w:szCs w:val="22"/>
-        </w:rPr>
-        <w:tab/>
-      </w:r>
-      <w:r>
-        <w:rPr>
-          <w:rFonts w:ascii="Times New Roman" w:hAnsi="Times New Roman" w:cs="Times New Roman"/>
-          <w:b/>
-          <w:bCs/>
-          <w:sz w:val="22"/>
-          <w:szCs w:val="22"/>
-        </w:rPr>
-        <w:t xml:space="preserve">     </w:t>
-      </w:r>
-      <w:r>
-        <w:rPr>
-          <w:rFonts w:ascii="Times New Roman" w:hAnsi="Times New Roman" w:cs="Times New Roman"/>
-          <w:sz w:val="22"/>
-          <w:szCs w:val="22"/>
-        </w:rPr>
-        <w:t xml:space="preserve">Jan. 2025 – </w:t>
-      </w:r>
-      <w:r>
-        <w:rPr>
-          <w:rFonts w:ascii="Times New Roman" w:hAnsi="Times New Roman" w:cs="Times New Roman"/>
-          <w:i/>
-          <w:iCs/>
-          <w:sz w:val="22"/>
-          <w:szCs w:val="22"/>
-        </w:rPr>
-        <w:t xml:space="preserve">Present </w:t>
-      </w:r>
-    </w:p>
-    <w:p>
-      <w:pPr>
-        <w:rPr>
-          <w:rFonts w:ascii="Times New Roman" w:hAnsi="Times New Roman" w:cs="Times New Roman"/>
-          <w:i/>
-          <w:iCs/>
-          <w:sz w:val="22"/>
-          <w:szCs w:val="22"/>
-        </w:rPr>
-      </w:pPr>
-      <w:r>
-        <w:rPr>
-          <w:rFonts w:ascii="Times New Roman" w:hAnsi="Times New Roman" w:cs="Times New Roman"/>
-          <w:i/>
-          <w:iCs/>
-          <w:sz w:val="22"/>
-          <w:szCs w:val="22"/>
-        </w:rPr>
-        <w:t>Department of Computer Science</w:t>
-      </w:r>
-      <w:r>
-        <w:rPr>
-          <w:rFonts w:ascii="Times New Roman" w:hAnsi="Times New Roman" w:cs="Times New Roman"/>
-          <w:i/>
-          <w:iCs/>
-          <w:sz w:val="22"/>
-          <w:szCs w:val="22"/>
-        </w:rPr>
-        <w:t xml:space="preserve"> - Integrating Robotics into the Future of Work </w:t>
-      </w:r>
-      <w:r>
-        <w:rPr>
-          <w:rFonts w:ascii="Times New Roman" w:hAnsi="Times New Roman" w:cs="Times New Roman"/>
-          <w:i/>
-          <w:iCs/>
-          <w:sz w:val="22"/>
-          <w:szCs w:val="22"/>
-        </w:rPr>
-        <w:t>(INTEGRATE)</w:t>
-      </w:r>
-    </w:p>
-    <w:p>
-      <w:pPr>
-        <w:rPr>
-          <w:rFonts w:ascii="Times New Roman" w:hAnsi="Times New Roman" w:cs="Times New Roman"/>
-          <w:i/>
-          <w:iCs/>
-          <w:sz w:val="22"/>
-          <w:szCs w:val="22"/>
-        </w:rPr>
-      </w:pPr>
-      <w:r>
-        <w:rPr>
-          <w:rFonts w:ascii="Times New Roman" w:hAnsi="Times New Roman" w:cs="Times New Roman"/>
-          <w:i/>
-          <w:iCs/>
-          <w:sz w:val="22"/>
-          <w:szCs w:val="22"/>
-        </w:rPr>
-        <w:t>University of Wisconsin-Madison</w:t>
-      </w:r>
-    </w:p>
-    <w:p>
-      <w:pPr>
-        <w:rPr>
-          <w:rFonts w:ascii="Times New Roman" w:hAnsi="Times New Roman" w:cs="Times New Roman"/>
-          <w:i/>
-          <w:iCs/>
-          <w:sz w:val="22"/>
-          <w:szCs w:val="22"/>
-        </w:rPr>
-      </w:pPr>
-      <w:r>
-        <w:rPr>
-          <w:rFonts w:ascii="Times New Roman" w:hAnsi="Times New Roman" w:cs="Times New Roman"/>
-          <w:i/>
-          <w:iCs/>
-          <w:sz w:val="22"/>
-          <w:szCs w:val="22"/>
-        </w:rPr>
-        <w:t>Principal Investigator: Dr. Bilge Mutlu</w:t>
-      </w:r>
-    </w:p>
-    <w:p>
-      <w:pPr>
-        <w:rPr>
-          <w:rFonts w:ascii="Times New Roman" w:hAnsi="Times New Roman" w:cs="Times New Roman"/>
-          <w:i/>
-          <w:iCs/>
-          <w:sz w:val="22"/>
-          <w:szCs w:val="22"/>
-        </w:rPr>
-      </w:pPr>
-    </w:p>
-    <w:p>
-      <w:pPr>
-        <w:rPr>
-          <w:rFonts w:ascii="Times New Roman" w:hAnsi="Times New Roman" w:cs="Times New Roman"/>
-          <w:i/>
-          <w:iCs/>
-          <w:sz w:val="22"/>
-          <w:szCs w:val="22"/>
-        </w:rPr>
-      </w:pPr>
-      <w:r>
-        <w:rPr>
-          <w:rFonts w:ascii="Times New Roman" w:hAnsi="Times New Roman" w:cs="Times New Roman"/>
-          <w:i/>
-          <w:iCs/>
-          <w:sz w:val="22"/>
-          <w:szCs w:val="22"/>
-        </w:rPr>
-        <w:t>Project</w:t>
-      </w:r>
-      <w:r>
-        <w:rPr>
-          <w:rFonts w:ascii="Times New Roman" w:hAnsi="Times New Roman" w:cs="Times New Roman"/>
-          <w:sz w:val="22"/>
-          <w:szCs w:val="22"/>
-        </w:rPr>
-        <w:t xml:space="preserve">: </w:t>
-      </w:r>
-      <w:r>
-        <w:rPr>
-          <w:rFonts w:ascii="Times New Roman" w:hAnsi="Times New Roman" w:cs="Times New Roman"/>
-          <w:sz w:val="22"/>
-          <w:szCs w:val="22"/>
-        </w:rPr>
-        <w:t>Comfort Survey</w:t>
-      </w:r>
-      <w:r>
-        <w:rPr>
-          <w:rFonts w:ascii="Times New Roman" w:hAnsi="Times New Roman" w:cs="Times New Roman"/>
-          <w:i/>
-          <w:iCs/>
-          <w:sz w:val="22"/>
-          <w:szCs w:val="22"/>
-        </w:rPr>
-        <w:t xml:space="preserve"> </w:t>
+          <w:i/>
+          <w:iCs/>
+          <w:sz w:val="22"/>
+          <w:szCs w:val="22"/>
+        </w:rPr>
+        <w:t>(CHIRP)</w:t>
       </w:r>
     </w:p>
     <w:p>
@@ -1869,25 +1861,6 @@
     </w:p>
     <w:p>
       <w:pPr>
-        <w:pStyle w:val="ListParagraph"/>
-        <w:rPr>
-          <w:rFonts w:ascii="Times New Roman" w:hAnsi="Times New Roman" w:cs="Times New Roman"/>
-          <w:sz w:val="22"/>
-          <w:szCs w:val="22"/>
-        </w:rPr>
-      </w:pPr>
-    </w:p>
-    <w:p>
-      <w:pPr>
-        <w:rPr>
-          <w:rFonts w:ascii="Times New Roman" w:hAnsi="Times New Roman" w:cs="Times New Roman"/>
-          <w:b/>
-          <w:bCs/>
-        </w:rPr>
-      </w:pPr>
-    </w:p>
-    <w:p>
-      <w:pPr>
         <w:rPr>
           <w:rFonts w:ascii="Times New Roman" w:hAnsi="Times New Roman" w:cs="Times New Roman"/>
           <w:b/>
@@ -2146,6 +2119,7 @@
           <w:sz w:val="22"/>
           <w:szCs w:val="22"/>
         </w:rPr>
+        <w:lastRenderedPageBreak/>
         <w:t xml:space="preserve">Project: </w:t>
       </w:r>
       <w:r>
@@ -2724,6 +2698,130 @@
           <w:bCs/>
         </w:rPr>
         <w:t>PUBLICATIONS</w:t>
+      </w:r>
+    </w:p>
+    <w:p>
+      <w:pPr>
+        <w:ind w:left="720" w:hanging="720"/>
+        <w:rPr>
+          <w:rFonts w:ascii="Times New Roman" w:hAnsi="Times New Roman" w:cs="Times New Roman"/>
+          <w:sz w:val="22"/>
+          <w:szCs w:val="22"/>
+        </w:rPr>
+      </w:pPr>
+      <w:proofErr w:type="spellStart"/>
+      <w:r>
+        <w:rPr>
+          <w:rFonts w:ascii="Times New Roman" w:hAnsi="Times New Roman" w:cs="Times New Roman"/>
+          <w:sz w:val="22"/>
+          <w:szCs w:val="22"/>
+        </w:rPr>
+        <w:t>Spenceley</w:t>
+      </w:r>
+      <w:proofErr w:type="spellEnd"/>
+      <w:r>
+        <w:rPr>
+          <w:rFonts w:ascii="Times New Roman" w:hAnsi="Times New Roman" w:cs="Times New Roman"/>
+          <w:sz w:val="22"/>
+          <w:szCs w:val="22"/>
+        </w:rPr>
+        <w:t xml:space="preserve">, R. J., Yadav, A., &amp; Mehta, R. K. (Accepted). </w:t>
+      </w:r>
+      <w:r>
+        <w:rPr>
+          <w:rFonts w:ascii="Times New Roman" w:hAnsi="Times New Roman" w:cs="Times New Roman"/>
+          <w:sz w:val="22"/>
+          <w:szCs w:val="22"/>
+        </w:rPr>
+        <w:t>An Integrated Multimodal Framework for Measuring Physical Team Processes During State Emergency Operations Center Activation</w:t>
+      </w:r>
+      <w:r>
+        <w:rPr>
+          <w:rFonts w:ascii="Times New Roman" w:hAnsi="Times New Roman" w:cs="Times New Roman"/>
+          <w:sz w:val="22"/>
+          <w:szCs w:val="22"/>
+        </w:rPr>
+        <w:t xml:space="preserve">. </w:t>
+      </w:r>
+      <w:r>
+        <w:rPr>
+          <w:rFonts w:ascii="Times New Roman" w:hAnsi="Times New Roman" w:cs="Times New Roman"/>
+          <w:i/>
+          <w:iCs/>
+          <w:sz w:val="22"/>
+          <w:szCs w:val="22"/>
+        </w:rPr>
+        <w:t xml:space="preserve">Sage Journals </w:t>
+      </w:r>
+      <w:proofErr w:type="gramStart"/>
+      <w:r>
+        <w:rPr>
+          <w:rFonts w:ascii="Times New Roman" w:hAnsi="Times New Roman" w:cs="Times New Roman"/>
+          <w:i/>
+          <w:iCs/>
+          <w:sz w:val="22"/>
+          <w:szCs w:val="22"/>
+        </w:rPr>
+        <w:t>In</w:t>
+      </w:r>
+      <w:proofErr w:type="gramEnd"/>
+      <w:r>
+        <w:rPr>
+          <w:rFonts w:ascii="Times New Roman" w:hAnsi="Times New Roman" w:cs="Times New Roman"/>
+          <w:i/>
+          <w:iCs/>
+          <w:sz w:val="22"/>
+          <w:szCs w:val="22"/>
+        </w:rPr>
+        <w:t xml:space="preserve"> Proceedings of the Human Factors and Ergonomics Society Annual Meeting</w:t>
+      </w:r>
+      <w:r>
+        <w:rPr>
+          <w:rFonts w:ascii="Times New Roman" w:hAnsi="Times New Roman" w:cs="Times New Roman"/>
+          <w:i/>
+          <w:iCs/>
+          <w:sz w:val="22"/>
+          <w:szCs w:val="22"/>
+        </w:rPr>
+        <w:t xml:space="preserve">. </w:t>
+      </w:r>
+      <w:r>
+        <w:rPr>
+          <w:rFonts w:ascii="Times New Roman" w:hAnsi="Times New Roman" w:cs="Times New Roman"/>
+          <w:i/>
+          <w:iCs/>
+          <w:sz w:val="22"/>
+          <w:szCs w:val="22"/>
+        </w:rPr>
+        <w:t>Sage</w:t>
+      </w:r>
+      <w:r>
+        <w:rPr>
+          <w:rFonts w:ascii="Times New Roman" w:hAnsi="Times New Roman" w:cs="Times New Roman"/>
+          <w:i/>
+          <w:iCs/>
+          <w:sz w:val="22"/>
+          <w:szCs w:val="22"/>
+        </w:rPr>
+        <w:t xml:space="preserve"> </w:t>
+      </w:r>
+      <w:r>
+        <w:rPr>
+          <w:rFonts w:ascii="Times New Roman" w:hAnsi="Times New Roman" w:cs="Times New Roman"/>
+          <w:i/>
+          <w:iCs/>
+          <w:sz w:val="22"/>
+          <w:szCs w:val="22"/>
+        </w:rPr>
+        <w:t>CA: Los Angeles, CA: SAGE Publications</w:t>
+      </w:r>
+      <w:r>
+        <w:rPr>
+          <w:rFonts w:ascii="Times New Roman" w:hAnsi="Times New Roman" w:cs="Times New Roman"/>
+          <w:sz w:val="22"/>
+          <w:szCs w:val="22"/>
+        </w:rPr>
+        <w:t xml:space="preserve"> </w:t>
       </w:r>
     </w:p>
     <w:p>
@@ -3099,6 +3197,158 @@
           <w:sz w:val="22"/>
           <w:szCs w:val="22"/>
         </w:rPr>
+        <w:t>, R. J., &amp; Mehta, R. K. (2026)</w:t>
+      </w:r>
+      <w:r>
+        <w:rPr>
+          <w:rFonts w:ascii="Times New Roman" w:hAnsi="Times New Roman" w:cs="Times New Roman"/>
+          <w:sz w:val="22"/>
+          <w:szCs w:val="22"/>
+        </w:rPr>
+        <w:t xml:space="preserve"> </w:t>
+      </w:r>
+      <w:r>
+        <w:rPr>
+          <w:rFonts w:ascii="Times New Roman" w:hAnsi="Times New Roman" w:cs="Times New Roman"/>
+          <w:i/>
+          <w:iCs/>
+          <w:sz w:val="22"/>
+          <w:szCs w:val="22"/>
+        </w:rPr>
+        <w:t>When robots reshape teams: Neurodynamic insights into taskwork and teamwork in search and rescue.</w:t>
+      </w:r>
+      <w:r>
+        <w:rPr>
+          <w:rFonts w:ascii="Times New Roman" w:hAnsi="Times New Roman" w:cs="Times New Roman"/>
+          <w:sz w:val="22"/>
+          <w:szCs w:val="22"/>
+        </w:rPr>
+        <w:t xml:space="preserve"> </w:t>
+      </w:r>
+      <w:proofErr w:type="spellStart"/>
+      <w:r>
+        <w:rPr>
+          <w:rFonts w:ascii="Times New Roman" w:hAnsi="Times New Roman" w:cs="Times New Roman"/>
+          <w:sz w:val="22"/>
+          <w:szCs w:val="22"/>
+        </w:rPr>
+        <w:t>Neuroergonomics</w:t>
+      </w:r>
+      <w:proofErr w:type="spellEnd"/>
+      <w:r>
+        <w:rPr>
+          <w:rFonts w:ascii="Times New Roman" w:hAnsi="Times New Roman" w:cs="Times New Roman"/>
+          <w:sz w:val="22"/>
+          <w:szCs w:val="22"/>
+        </w:rPr>
+        <w:t xml:space="preserve"> Conference, Boston, Massachusetts. </w:t>
+      </w:r>
+      <w:r>
+        <w:rPr>
+          <w:rFonts w:ascii="Times New Roman" w:hAnsi="Times New Roman" w:cs="Times New Roman"/>
+          <w:b/>
+          <w:bCs/>
+          <w:sz w:val="22"/>
+          <w:szCs w:val="22"/>
+        </w:rPr>
+        <w:t xml:space="preserve">– Lecture </w:t>
+      </w:r>
+    </w:p>
+    <w:p>
+      <w:pPr>
+        <w:ind w:left="720" w:hanging="720"/>
+        <w:rPr>
+          <w:rFonts w:ascii="Times New Roman" w:hAnsi="Times New Roman" w:cs="Times New Roman"/>
+          <w:b/>
+          <w:bCs/>
+          <w:sz w:val="22"/>
+          <w:szCs w:val="22"/>
+        </w:rPr>
+      </w:pPr>
+      <w:proofErr w:type="spellStart"/>
+      <w:r>
+        <w:rPr>
+          <w:rFonts w:ascii="Times New Roman" w:hAnsi="Times New Roman" w:cs="Times New Roman"/>
+          <w:sz w:val="22"/>
+          <w:szCs w:val="22"/>
+        </w:rPr>
+        <w:t>Spenceley</w:t>
+      </w:r>
+      <w:proofErr w:type="spellEnd"/>
+      <w:r>
+        <w:rPr>
+          <w:rFonts w:ascii="Times New Roman" w:hAnsi="Times New Roman" w:cs="Times New Roman"/>
+          <w:sz w:val="22"/>
+          <w:szCs w:val="22"/>
+        </w:rPr>
+        <w:t xml:space="preserve">, R. J., &amp; Mehta, R. K. (2026) </w:t>
+      </w:r>
+      <w:r>
+        <w:rPr>
+          <w:rFonts w:ascii="Times New Roman" w:hAnsi="Times New Roman" w:cs="Times New Roman"/>
+          <w:i/>
+          <w:iCs/>
+          <w:sz w:val="22"/>
+          <w:szCs w:val="22"/>
+        </w:rPr>
+        <w:t xml:space="preserve">Are You Ready for This? An Evaluation of Motor-Readiness Cortical Potentials While Co-Lifting with an Unreliable Robot Partner. </w:t>
+      </w:r>
+      <w:proofErr w:type="spellStart"/>
+      <w:r>
+        <w:rPr>
+          <w:rFonts w:ascii="Times New Roman" w:hAnsi="Times New Roman" w:cs="Times New Roman"/>
+          <w:sz w:val="22"/>
+          <w:szCs w:val="22"/>
+        </w:rPr>
+        <w:t>Neuroergonomics</w:t>
+      </w:r>
+      <w:proofErr w:type="spellEnd"/>
+      <w:r>
+        <w:rPr>
+          <w:rFonts w:ascii="Times New Roman" w:hAnsi="Times New Roman" w:cs="Times New Roman"/>
+          <w:sz w:val="22"/>
+          <w:szCs w:val="22"/>
+        </w:rPr>
+        <w:t xml:space="preserve"> Conference, Boston, Massachusetts. </w:t>
+      </w:r>
+      <w:r>
+        <w:rPr>
+          <w:rFonts w:ascii="Times New Roman" w:hAnsi="Times New Roman" w:cs="Times New Roman"/>
+          <w:b/>
+          <w:bCs/>
+          <w:sz w:val="22"/>
+          <w:szCs w:val="22"/>
+        </w:rPr>
+        <w:t>– Poster</w:t>
+      </w:r>
+    </w:p>
+    <w:p>
+      <w:pPr>
+        <w:ind w:left="720" w:hanging="720"/>
+        <w:rPr>
+          <w:rFonts w:ascii="Times New Roman" w:hAnsi="Times New Roman" w:cs="Times New Roman"/>
+          <w:b/>
+          <w:bCs/>
+          <w:sz w:val="22"/>
+          <w:szCs w:val="22"/>
+        </w:rPr>
+      </w:pPr>
+      <w:proofErr w:type="spellStart"/>
+      <w:r>
+        <w:rPr>
+          <w:rFonts w:ascii="Times New Roman" w:hAnsi="Times New Roman" w:cs="Times New Roman"/>
+          <w:sz w:val="22"/>
+          <w:szCs w:val="22"/>
+        </w:rPr>
+        <w:t>Spenceley</w:t>
+      </w:r>
+      <w:proofErr w:type="spellEnd"/>
+      <w:r>
+        <w:rPr>
+          <w:rFonts w:ascii="Times New Roman" w:hAnsi="Times New Roman" w:cs="Times New Roman"/>
+          <w:sz w:val="22"/>
+          <w:szCs w:val="22"/>
+        </w:rPr>
         <w:t>, R., Wickens</w:t>
       </w:r>
       <w:r>
@@ -3163,7 +3413,17 @@
           <w:sz w:val="22"/>
           <w:szCs w:val="22"/>
         </w:rPr>
-        <w:t>- Poster</w:t>
+        <w:t>–</w:t>
+      </w:r>
+      <w:r>
+        <w:rPr>
+          <w:rFonts w:ascii="Times New Roman" w:hAnsi="Times New Roman" w:cs="Times New Roman"/>
+          <w:b/>
+          <w:bCs/>
+          <w:sz w:val="22"/>
+          <w:szCs w:val="22"/>
+        </w:rPr>
+        <w:t xml:space="preserve"> Poster</w:t>
       </w:r>
     </w:p>
     <w:p>
@@ -3221,7 +3481,17 @@
           <w:sz w:val="22"/>
           <w:szCs w:val="22"/>
         </w:rPr>
-        <w:t>- Poster</w:t>
+        <w:t>–</w:t>
+      </w:r>
+      <w:r>
+        <w:rPr>
+          <w:rFonts w:ascii="Times New Roman" w:hAnsi="Times New Roman" w:cs="Times New Roman"/>
+          <w:b/>
+          <w:bCs/>
+          <w:sz w:val="22"/>
+          <w:szCs w:val="22"/>
+        </w:rPr>
+        <w:t xml:space="preserve"> Poster</w:t>
       </w:r>
     </w:p>
     <w:p>
@@ -3287,7 +3557,17 @@
           <w:sz w:val="22"/>
           <w:szCs w:val="22"/>
         </w:rPr>
-        <w:t>- Poster</w:t>
+        <w:t xml:space="preserve">– </w:t>
+      </w:r>
+      <w:r>
+        <w:rPr>
+          <w:rFonts w:ascii="Times New Roman" w:hAnsi="Times New Roman" w:cs="Times New Roman"/>
+          <w:b/>
+          <w:bCs/>
+          <w:sz w:val="22"/>
+          <w:szCs w:val="22"/>
+        </w:rPr>
+        <w:t>Poster</w:t>
       </w:r>
     </w:p>
     <w:p>
@@ -3295,8 +3575,8 @@
         <w:ind w:left="720" w:hanging="720"/>
         <w:rPr>
           <w:rFonts w:ascii="Times New Roman" w:hAnsi="Times New Roman" w:cs="Times New Roman"/>
-          <w:sz w:val="22"/>
-          <w:szCs w:val="22"/>
+          <w:b/>
+          <w:bCs/>
         </w:rPr>
       </w:pPr>
     </w:p>
@@ -3386,14 +3666,6 @@
         <w:tab/>
         <w:t xml:space="preserve">    </w:t>
       </w:r>
-      <w:r>
-        <w:rPr>
-          <w:rFonts w:ascii="Times New Roman" w:hAnsi="Times New Roman" w:cs="Times New Roman"/>
-          <w:sz w:val="22"/>
-          <w:szCs w:val="22"/>
-        </w:rPr>
-        <w:t>Fall 2025 – Fall 2026</w:t>
-      </w:r>
     </w:p>
     <w:p>
       <w:pPr>
@@ -3410,6 +3682,255 @@
           <w:szCs w:val="22"/>
         </w:rPr>
         <w:t>Vice President of Events</w:t>
+      </w:r>
+      <w:r>
+        <w:rPr>
+          <w:rFonts w:ascii="Times New Roman" w:hAnsi="Times New Roman" w:cs="Times New Roman"/>
+          <w:sz w:val="22"/>
+          <w:szCs w:val="22"/>
+        </w:rPr>
+        <w:tab/>
+      </w:r>
+      <w:r>
+        <w:rPr>
+          <w:rFonts w:ascii="Times New Roman" w:hAnsi="Times New Roman" w:cs="Times New Roman"/>
+          <w:sz w:val="22"/>
+          <w:szCs w:val="22"/>
+        </w:rPr>
+        <w:tab/>
+      </w:r>
+      <w:r>
+        <w:rPr>
+          <w:rFonts w:ascii="Times New Roman" w:hAnsi="Times New Roman" w:cs="Times New Roman"/>
+          <w:sz w:val="22"/>
+          <w:szCs w:val="22"/>
+        </w:rPr>
+        <w:tab/>
+      </w:r>
+      <w:r>
+        <w:rPr>
+          <w:rFonts w:ascii="Times New Roman" w:hAnsi="Times New Roman" w:cs="Times New Roman"/>
+          <w:sz w:val="22"/>
+          <w:szCs w:val="22"/>
+        </w:rPr>
+        <w:tab/>
+      </w:r>
+      <w:r>
+        <w:rPr>
+          <w:rFonts w:ascii="Times New Roman" w:hAnsi="Times New Roman" w:cs="Times New Roman"/>
+          <w:sz w:val="22"/>
+          <w:szCs w:val="22"/>
+        </w:rPr>
+        <w:tab/>
+      </w:r>
+      <w:r>
+        <w:rPr>
+          <w:rFonts w:ascii="Times New Roman" w:hAnsi="Times New Roman" w:cs="Times New Roman"/>
+          <w:sz w:val="22"/>
+          <w:szCs w:val="22"/>
+        </w:rPr>
+        <w:tab/>
+      </w:r>
+      <w:r>
+        <w:rPr>
+          <w:rFonts w:ascii="Times New Roman" w:hAnsi="Times New Roman" w:cs="Times New Roman"/>
+          <w:sz w:val="22"/>
+          <w:szCs w:val="22"/>
+        </w:rPr>
+        <w:tab/>
+      </w:r>
+      <w:r>
+        <w:rPr>
+          <w:rFonts w:ascii="Times New Roman" w:hAnsi="Times New Roman" w:cs="Times New Roman"/>
+          <w:sz w:val="22"/>
+          <w:szCs w:val="22"/>
+        </w:rPr>
+        <w:tab/>
+        <w:t>Fall 2025 – Spring 2026</w:t>
+      </w:r>
+    </w:p>
+    <w:p>
+      <w:pPr>
+        <w:rPr>
+          <w:rFonts w:ascii="Times New Roman" w:hAnsi="Times New Roman" w:cs="Times New Roman"/>
+          <w:sz w:val="22"/>
+          <w:szCs w:val="22"/>
+        </w:rPr>
+      </w:pPr>
+      <w:r>
+        <w:rPr>
+          <w:rFonts w:ascii="Times New Roman" w:hAnsi="Times New Roman" w:cs="Times New Roman"/>
+          <w:sz w:val="22"/>
+          <w:szCs w:val="22"/>
+        </w:rPr>
+        <w:t>Chapter President</w:t>
+      </w:r>
+      <w:r>
+        <w:rPr>
+          <w:rFonts w:ascii="Times New Roman" w:hAnsi="Times New Roman" w:cs="Times New Roman"/>
+          <w:sz w:val="22"/>
+          <w:szCs w:val="22"/>
+        </w:rPr>
+        <w:tab/>
+      </w:r>
+      <w:r>
+        <w:rPr>
+          <w:rFonts w:ascii="Times New Roman" w:hAnsi="Times New Roman" w:cs="Times New Roman"/>
+          <w:sz w:val="22"/>
+          <w:szCs w:val="22"/>
+        </w:rPr>
+        <w:tab/>
+      </w:r>
+      <w:r>
+        <w:rPr>
+          <w:rFonts w:ascii="Times New Roman" w:hAnsi="Times New Roman" w:cs="Times New Roman"/>
+          <w:sz w:val="22"/>
+          <w:szCs w:val="22"/>
+        </w:rPr>
+        <w:tab/>
+      </w:r>
+      <w:r>
+        <w:rPr>
+          <w:rFonts w:ascii="Times New Roman" w:hAnsi="Times New Roman" w:cs="Times New Roman"/>
+          <w:sz w:val="22"/>
+          <w:szCs w:val="22"/>
+        </w:rPr>
+        <w:tab/>
+      </w:r>
+      <w:r>
+        <w:rPr>
+          <w:rFonts w:ascii="Times New Roman" w:hAnsi="Times New Roman" w:cs="Times New Roman"/>
+          <w:sz w:val="22"/>
+          <w:szCs w:val="22"/>
+        </w:rPr>
+        <w:tab/>
+      </w:r>
+      <w:r>
+        <w:rPr>
+          <w:rFonts w:ascii="Times New Roman" w:hAnsi="Times New Roman" w:cs="Times New Roman"/>
+          <w:sz w:val="22"/>
+          <w:szCs w:val="22"/>
+        </w:rPr>
+        <w:tab/>
+      </w:r>
+      <w:r>
+        <w:rPr>
+          <w:rFonts w:ascii="Times New Roman" w:hAnsi="Times New Roman" w:cs="Times New Roman"/>
+          <w:sz w:val="22"/>
+          <w:szCs w:val="22"/>
+        </w:rPr>
+        <w:tab/>
+      </w:r>
+      <w:r>
+        <w:rPr>
+          <w:rFonts w:ascii="Times New Roman" w:hAnsi="Times New Roman" w:cs="Times New Roman"/>
+          <w:sz w:val="22"/>
+          <w:szCs w:val="22"/>
+        </w:rPr>
+        <w:tab/>
+      </w:r>
+      <w:r>
+        <w:rPr>
+          <w:rFonts w:ascii="Times New Roman" w:hAnsi="Times New Roman" w:cs="Times New Roman"/>
+          <w:sz w:val="22"/>
+          <w:szCs w:val="22"/>
+        </w:rPr>
+        <w:tab/>
+        <w:t xml:space="preserve">Spring 2026 – Present </w:t>
+      </w:r>
+    </w:p>
+    <w:p>
+      <w:pPr>
+        <w:pBdr>
+          <w:bottom w:val="single" w:sz="4" w:space="1" w:color="auto"/>
+        </w:pBdr>
+        <w:ind w:left="720" w:hanging="720"/>
+        <w:rPr>
+          <w:rFonts w:ascii="Times New Roman" w:hAnsi="Times New Roman" w:cs="Times New Roman"/>
+          <w:b/>
+          <w:bCs/>
+        </w:rPr>
+      </w:pPr>
+    </w:p>
+    <w:p>
+      <w:pPr>
+        <w:pBdr>
+          <w:bottom w:val="single" w:sz="4" w:space="1" w:color="auto"/>
+        </w:pBdr>
+        <w:ind w:left="720" w:hanging="720"/>
+        <w:rPr>
+          <w:rFonts w:ascii="Times New Roman" w:hAnsi="Times New Roman" w:cs="Times New Roman"/>
+          <w:b/>
+          <w:bCs/>
+        </w:rPr>
+      </w:pPr>
+      <w:r>
+        <w:rPr>
+          <w:rFonts w:ascii="Times New Roman" w:hAnsi="Times New Roman" w:cs="Times New Roman"/>
+          <w:b/>
+          <w:bCs/>
+        </w:rPr>
+        <w:t>REVIEWER</w:t>
+      </w:r>
+    </w:p>
+    <w:p>
+      <w:pPr>
+        <w:ind w:left="720" w:hanging="720"/>
+        <w:rPr>
+          <w:rFonts w:ascii="Times New Roman" w:hAnsi="Times New Roman" w:cs="Times New Roman"/>
+          <w:sz w:val="22"/>
+          <w:szCs w:val="22"/>
+        </w:rPr>
+      </w:pPr>
+      <w:r>
+        <w:rPr>
+          <w:rFonts w:ascii="Times New Roman" w:hAnsi="Times New Roman" w:cs="Times New Roman"/>
+          <w:sz w:val="22"/>
+          <w:szCs w:val="22"/>
+        </w:rPr>
+        <w:lastRenderedPageBreak/>
+        <w:t>IISE Transactions on Occupational Ergonomics and Human Factors</w:t>
+      </w:r>
+      <w:r>
+        <w:rPr>
+          <w:rFonts w:ascii="Times New Roman" w:hAnsi="Times New Roman" w:cs="Times New Roman"/>
+          <w:sz w:val="22"/>
+          <w:szCs w:val="22"/>
+        </w:rPr>
+        <w:tab/>
+      </w:r>
+      <w:r>
+        <w:rPr>
+          <w:rFonts w:ascii="Times New Roman" w:hAnsi="Times New Roman" w:cs="Times New Roman"/>
+          <w:sz w:val="22"/>
+          <w:szCs w:val="22"/>
+        </w:rPr>
+        <w:tab/>
+      </w:r>
+      <w:r>
+        <w:rPr>
+          <w:rFonts w:ascii="Times New Roman" w:hAnsi="Times New Roman" w:cs="Times New Roman"/>
+          <w:sz w:val="22"/>
+          <w:szCs w:val="22"/>
+        </w:rPr>
+        <w:tab/>
+      </w:r>
+      <w:r>
+        <w:rPr>
+          <w:rFonts w:ascii="Times New Roman" w:hAnsi="Times New Roman" w:cs="Times New Roman"/>
+          <w:sz w:val="22"/>
+          <w:szCs w:val="22"/>
+        </w:rPr>
+        <w:tab/>
+      </w:r>
+      <w:r>
+        <w:rPr>
+          <w:rFonts w:ascii="Times New Roman" w:hAnsi="Times New Roman" w:cs="Times New Roman"/>
+          <w:sz w:val="22"/>
+          <w:szCs w:val="22"/>
+        </w:rPr>
+        <w:tab/>
+        <w:t xml:space="preserve">     2026</w:t>
       </w:r>
     </w:p>
     <w:p>
@@ -3719,7 +4240,6 @@
           <w:sz w:val="22"/>
           <w:szCs w:val="22"/>
         </w:rPr>
-        <w:lastRenderedPageBreak/>
         <w:t>Responsibilities</w:t>
       </w:r>
       <w:r>
@@ -5266,7 +5786,23 @@
           <w:sz w:val="22"/>
           <w:szCs w:val="22"/>
         </w:rPr>
-        <w:t>, Claude, ChatGPT, &amp; Gemini</w:t>
+        <w:t xml:space="preserve">, </w:t>
+      </w:r>
+      <w:r>
+        <w:rPr>
+          <w:rFonts w:ascii="Times New Roman" w:hAnsi="Times New Roman" w:cs="Times New Roman"/>
+          <w:sz w:val="22"/>
+          <w:szCs w:val="22"/>
+        </w:rPr>
+        <w:t xml:space="preserve">Shimmer, Prolific, </w:t>
+      </w:r>
+      <w:r>
+        <w:rPr>
+          <w:rFonts w:ascii="Times New Roman" w:hAnsi="Times New Roman" w:cs="Times New Roman"/>
+          <w:sz w:val="22"/>
+          <w:szCs w:val="22"/>
+        </w:rPr>
+        <w:t>Claude, ChatGPT, &amp; Gemini</w:t>
       </w:r>
       <w:r>
         <w:rPr>
@@ -5640,54 +6176,35 @@
           <w:szCs w:val="22"/>
         </w:rPr>
       </w:pPr>
-      <w:r>
-        <w:rPr>
-          <w:rFonts w:ascii="Times New Roman" w:hAnsi="Times New Roman" w:cs="Times New Roman"/>
-          <w:sz w:val="22"/>
-          <w:szCs w:val="22"/>
-        </w:rPr>
-        <w:fldChar w:fldCharType="begin"/>
-      </w:r>
-      <w:r>
-        <w:rPr>
-          <w:rFonts w:ascii="Times New Roman" w:hAnsi="Times New Roman" w:cs="Times New Roman"/>
-          <w:sz w:val="22"/>
-          <w:szCs w:val="22"/>
-        </w:rPr>
-        <w:instrText>HYPERLINK "https://www.rit.edu/emailcommunications/aware-ai-newsletter-fall-2025/streamable"</w:instrText>
-      </w:r>
-      <w:r>
-        <w:rPr>
-          <w:rFonts w:ascii="Times New Roman" w:hAnsi="Times New Roman" w:cs="Times New Roman"/>
-          <w:sz w:val="22"/>
-          <w:szCs w:val="22"/>
-        </w:rPr>
-      </w:r>
-      <w:r>
-        <w:rPr>
-          <w:rFonts w:ascii="Times New Roman" w:hAnsi="Times New Roman" w:cs="Times New Roman"/>
-          <w:sz w:val="22"/>
-          <w:szCs w:val="22"/>
-        </w:rPr>
-        <w:fldChar w:fldCharType="separate"/>
-      </w:r>
-      <w:r>
-        <w:rPr>
-          <w:rStyle w:val="Hyperlink"/>
-          <w:rFonts w:ascii="Times New Roman" w:hAnsi="Times New Roman" w:cs="Times New Roman"/>
-          <w:sz w:val="22"/>
-          <w:szCs w:val="22"/>
-        </w:rPr>
-        <w:t>RIT Newsletter</w:t>
-      </w:r>
-      <w:r>
-        <w:rPr>
-          <w:rFonts w:ascii="Times New Roman" w:hAnsi="Times New Roman" w:cs="Times New Roman"/>
-          <w:sz w:val="22"/>
-          <w:szCs w:val="22"/>
-        </w:rPr>
-        <w:fldChar w:fldCharType="end"/>
-      </w:r>
+      <w:hyperlink r:id="rId11" w:history="1">
+        <w:r>
+          <w:rPr>
+            <w:rStyle w:val="Hyperlink"/>
+            <w:rFonts w:ascii="Times New Roman" w:hAnsi="Times New Roman" w:cs="Times New Roman"/>
+            <w:sz w:val="22"/>
+            <w:szCs w:val="22"/>
+          </w:rPr>
+          <w:t xml:space="preserve">RIT </w:t>
+        </w:r>
+        <w:r>
+          <w:rPr>
+            <w:rStyle w:val="Hyperlink"/>
+            <w:rFonts w:ascii="Times New Roman" w:hAnsi="Times New Roman" w:cs="Times New Roman"/>
+            <w:sz w:val="22"/>
+            <w:szCs w:val="22"/>
+          </w:rPr>
+          <w:t xml:space="preserve">AWARE AI </w:t>
+        </w:r>
+        <w:r>
+          <w:rPr>
+            <w:rStyle w:val="Hyperlink"/>
+            <w:rFonts w:ascii="Times New Roman" w:hAnsi="Times New Roman" w:cs="Times New Roman"/>
+            <w:sz w:val="22"/>
+            <w:szCs w:val="22"/>
+          </w:rPr>
+          <w:t>Newsletter</w:t>
+        </w:r>
+      </w:hyperlink>
       <w:r>
         <w:rPr>
           <w:rFonts w:ascii="Times New Roman" w:hAnsi="Times New Roman" w:cs="Times New Roman"/>
@@ -5768,7 +6285,7 @@
         </w:rPr>
         <w:t xml:space="preserve">Neuroergonomics, as defined by </w:t>
       </w:r>
-      <w:hyperlink r:id="rId11" w:history="1">
+      <w:hyperlink r:id="rId12" w:history="1">
         <w:r>
           <w:rPr>
             <w:rStyle w:val="Hyperlink"/>
@@ -5825,9 +6342,10 @@
           <w:sz w:val="22"/>
           <w:szCs w:val="22"/>
         </w:rPr>
+        <w:lastRenderedPageBreak/>
         <w:t xml:space="preserve">The </w:t>
       </w:r>
-      <w:hyperlink r:id="rId12" w:history="1">
+      <w:hyperlink r:id="rId13" w:history="1">
         <w:r>
           <w:rPr>
             <w:rStyle w:val="Hyperlink"/>
@@ -5903,7 +6421,7 @@
 </file>
 
 <file path=word/numbering.xml><?xml version="1.0" encoding="utf-8"?>
-<w:numbering xmlns:wpc="http://schemas.microsoft.com/office/word/2010/wordprocessingCanvas" xmlns:cx="http://schemas.microsoft.com/office/drawing/2014/chartex" xmlns:cx1="http://schemas.microsoft.com/office/drawing/2015/9/8/chartex" xmlns:cx2="http://schemas.microsoft.com/office/drawing/2015/10/21/chartex" xmlns:cx3="http://schemas.microsoft.com/office/drawing/2016/5/9/chartex" xmlns:cx4="http://schemas.microsoft.com/office/drawing/2016/5/10/chartex" xmlns:cx5="http://schemas.microsoft.com/office/drawing/2016/5/11/chartex" xmlns:cx6="http://schemas.microsoft.com/office/drawing/2016/5/12/chartex" xmlns:cx7="http://schemas.microsoft.com/office/drawing/2016/5/13/chartex" xmlns:cx8="http://schemas.microsoft.com/office/drawing/2016/5/14/chartex" xmlns:mc="http://schemas.openxmlformats.org/markup-compatibility/2006" xmlns:aink="http://schemas.microsoft.com/office/drawing/2016/ink" xmlns:am3d="http://schemas.microsoft.com/office/drawing/2017/model3d" xmlns:o="urn:schemas-microsoft-com:office:office" xmlns:oel="http://schemas.microsoft.com/office/2019/extlst" xmlns:r="http://schemas.openxmlformats.org/officeDocument/2006/relationships" xmlns:m="http://schemas.openxmlformats.org/officeDocument/2006/math" xmlns:v="urn:schemas-microsoft-com:vml" xmlns:wp14="http://schemas.microsoft.com/office/word/2010/wordprocessingDrawing" xmlns:wp="http://schemas.openxmlformats.org/drawingml/2006/wordprocessingDrawing" xmlns:w10="urn:schemas-microsoft-com:office:word" xmlns:w="http://schemas.openxmlformats.org/wordprocessingml/2006/main" xmlns:w14="http://schemas.microsoft.com/office/word/2010/wordml" xmlns:w15="http://schemas.microsoft.com/office/word/2012/wordml" xmlns:w16cex="http://schemas.microsoft.com/office/word/2018/wordml/cex" xmlns:w16cid="http://schemas.microsoft.com/office/word/2016/wordml/cid" xmlns:w16="http://schemas.microsoft.com/office/word/2018/wordml" xmlns:w16du="http://schemas.microsoft.com/office/word/2023/wordml/word16du" xmlns:w16sdtdh="http://schemas.microsoft.com/office/word/2020/wordml/sdtdatahash" xmlns:w16sdtfl="http://schemas.microsoft.com/office/word/2024/wordml/sdtformatlock" xmlns:w16se="http://schemas.microsoft.com/office/word/2015/wordml/symex" xmlns:wpg="http://schemas.microsoft.com/office/word/2010/wordprocessingGroup" xmlns:wpi="http://schemas.microsoft.com/office/word/2010/wordprocessingInk" xmlns:wne="http://schemas.microsoft.com/office/word/2006/wordml" xmlns:wps="http://schemas.microsoft.com/office/word/2010/wordprocessingShape" mc:Ignorable="w14 w15 w16se w16cid w16 w16cex w16sdtdh w16sdtfl w16du wp14">
+<w:numbering xmlns:wpc="http://schemas.microsoft.com/office/word/2010/wordprocessingCanvas" xmlns:cx="http://schemas.microsoft.com/office/drawing/2014/chartex" xmlns:cx1="http://schemas.microsoft.com/office/drawing/2015/9/8/chartex" xmlns:cx2="http://schemas.microsoft.com/office/drawing/2015/10/21/chartex" xmlns:cx3="http://schemas.microsoft.com/office/drawing/2016/5/9/chartex" xmlns:cx4="http://schemas.microsoft.com/office/drawing/2016/5/10/chartex" xmlns:cx5="http://schemas.microsoft.com/office/drawing/2016/5/11/chartex" xmlns:cx6="http://schemas.microsoft.com/office/drawing/2016/5/12/chartex" xmlns:cx7="http://schemas.microsoft.com/office/drawing/2016/5/13/chartex" xmlns:cx8="http://schemas.microsoft.com/office/drawing/2016/5/14/chartex" xmlns:mc="http://schemas.openxmlformats.org/markup-compatibility/2006" xmlns:m="http://schemas.openxmlformats.org/officeDocument/2006/math" xmlns:aink="http://schemas.microsoft.com/office/drawing/2016/ink" xmlns:am3d="http://schemas.microsoft.com/office/drawing/2017/model3d" xmlns:oel="http://schemas.microsoft.com/office/2019/extlst" xmlns:r="http://schemas.openxmlformats.org/officeDocument/2006/relationships" xmlns:wp14="http://schemas.microsoft.com/office/word/2010/wordprocessingDrawing" xmlns:wp="http://schemas.openxmlformats.org/drawingml/2006/wordprocessingDrawing" xmlns:wpg="http://schemas.microsoft.com/office/word/2010/wordprocessingGroup" xmlns:wpi="http://schemas.microsoft.com/office/word/2010/wordprocessingInk" xmlns:wps="http://schemas.microsoft.com/office/word/2010/wordprocessingShape" xmlns:o="urn:schemas-microsoft-com:office:office" xmlns:v="urn:schemas-microsoft-com:vml" xmlns:w10="urn:schemas-microsoft-com:office:word" xmlns:w="http://schemas.openxmlformats.org/wordprocessingml/2006/main" xmlns:w14="http://schemas.microsoft.com/office/word/2010/wordml" xmlns:w15="http://schemas.microsoft.com/office/word/2012/wordml" xmlns:w16cex="http://schemas.microsoft.com/office/word/2018/wordml/cex" xmlns:w16cid="http://schemas.microsoft.com/office/word/2016/wordml/cid" xmlns:w16="http://schemas.microsoft.com/office/word/2018/wordml" xmlns:w16sdtdh="http://schemas.microsoft.com/office/word/2020/wordml/sdtdatahash" xmlns:w16sdtfl="http://schemas.microsoft.com/office/word/2024/wordml/sdtformatlock" xmlns:w16se="http://schemas.microsoft.com/office/word/2015/wordml/symex" xmlns:w16du="http://schemas.microsoft.com/office/word/2023/wordml/word16du" xmlns:wne="http://schemas.microsoft.com/office/word/2006/wordml" mc:Ignorable="w14 w15 w16se w16cid w16 w16cex w16sdtdh w16sdtfl w16du wp14">
   <w:abstractNum w:abstractNumId="0" w15:restartNumberingAfterBreak="0">
     <w:nsid w:val="1C150132"/>
     <w:multiLevelType w:val="hybridMultilevel"/>
@@ -6672,7 +7190,7 @@
 </file>
 
 <file path=word/styles.xml><?xml version="1.0" encoding="utf-8"?>
-<w:styles xmlns:mc="http://schemas.openxmlformats.org/markup-compatibility/2006" xmlns:r="http://schemas.openxmlformats.org/officeDocument/2006/relationships" xmlns:w="http://schemas.openxmlformats.org/wordprocessingml/2006/main" xmlns:w14="http://schemas.microsoft.com/office/word/2010/wordml" xmlns:w15="http://schemas.microsoft.com/office/word/2012/wordml" xmlns:w16cex="http://schemas.microsoft.com/office/word/2018/wordml/cex" xmlns:w16cid="http://schemas.microsoft.com/office/word/2016/wordml/cid" xmlns:w16="http://schemas.microsoft.com/office/word/2018/wordml" xmlns:w16du="http://schemas.microsoft.com/office/word/2023/wordml/word16du" xmlns:w16sdtdh="http://schemas.microsoft.com/office/word/2020/wordml/sdtdatahash" xmlns:w16sdtfl="http://schemas.microsoft.com/office/word/2024/wordml/sdtformatlock" xmlns:w16se="http://schemas.microsoft.com/office/word/2015/wordml/symex" mc:Ignorable="w14 w15 w16se w16cid w16 w16cex w16sdtdh w16sdtfl w16du">
+<w:styles xmlns:mc="http://schemas.openxmlformats.org/markup-compatibility/2006" xmlns:r="http://schemas.openxmlformats.org/officeDocument/2006/relationships" xmlns:w="http://schemas.openxmlformats.org/wordprocessingml/2006/main" xmlns:w14="http://schemas.microsoft.com/office/word/2010/wordml" xmlns:w15="http://schemas.microsoft.com/office/word/2012/wordml" xmlns:w16cex="http://schemas.microsoft.com/office/word/2018/wordml/cex" xmlns:w16cid="http://schemas.microsoft.com/office/word/2016/wordml/cid" xmlns:w16="http://schemas.microsoft.com/office/word/2018/wordml" xmlns:w16sdtdh="http://schemas.microsoft.com/office/word/2020/wordml/sdtdatahash" xmlns:w16sdtfl="http://schemas.microsoft.com/office/word/2024/wordml/sdtformatlock" xmlns:w16se="http://schemas.microsoft.com/office/word/2015/wordml/symex" xmlns:w16du="http://schemas.microsoft.com/office/word/2023/wordml/word16du" mc:Ignorable="w14 w15 w16se w16cid w16 w16cex w16sdtdh w16sdtfl w16du">
   <w:docDefaults>
     <w:rPrDefault>
       <w:rPr>
